--- a/章程.docx
+++ b/章程.docx
@@ -26,6 +26,8 @@
           <w:bCs/>
         </w:rPr>
       </w:pPr>
+      <w:bookmarkStart w:id="9" w:name="_GoBack"/>
+      <w:bookmarkEnd w:id="9"/>
       <w:r>
         <w:rPr>
           <w:rFonts w:hint="eastAsia" w:ascii="宋体" w:hAnsi="宋体" w:eastAsia="宋体" w:cs="宋体"/>
@@ -126,20 +128,21 @@
     </w:p>
     <w:p>
       <w:pPr>
-        <w:pStyle w:val="23"/>
-        <w:pageBreakBefore w:val="0"/>
-        <w:widowControl/>
-        <w:kinsoku/>
-        <w:wordWrap/>
-        <w:overflowPunct/>
-        <w:topLinePunct w:val="0"/>
-        <w:autoSpaceDE/>
-        <w:autoSpaceDN/>
-        <w:bidi w:val="0"/>
-        <w:adjustRightInd/>
-        <w:snapToGrid/>
-        <w:spacing w:before="0" w:after="0"/>
-        <w:ind w:firstLine="642" w:firstLineChars="200"/>
+        <w:pStyle w:val="25"/>
+        <w:pageBreakBefore w:val="0"/>
+        <w:widowControl/>
+        <w:kinsoku/>
+        <w:wordWrap/>
+        <w:overflowPunct/>
+        <w:topLinePunct w:val="0"/>
+        <w:autoSpaceDE/>
+        <w:autoSpaceDN/>
+        <w:bidi w:val="0"/>
+        <w:adjustRightInd/>
+        <w:snapToGrid/>
+        <w:spacing w:before="0" w:after="0"/>
+        <w:ind w:firstLine="642" w:firstLineChars="200"/>
+        <w:jc w:val="both"/>
         <w:textAlignment w:val="auto"/>
         <w:rPr>
           <w:rFonts w:hint="eastAsia" w:ascii="仿宋" w:hAnsi="仿宋" w:eastAsia="仿宋" w:cs="仿宋"/>
@@ -201,6 +204,7 @@
         <w:snapToGrid/>
         <w:spacing w:before="0" w:after="0"/>
         <w:ind w:firstLine="642" w:firstLineChars="200"/>
+        <w:jc w:val="both"/>
         <w:textAlignment w:val="auto"/>
         <w:rPr>
           <w:rFonts w:hint="eastAsia" w:ascii="仿宋" w:hAnsi="仿宋" w:eastAsia="仿宋" w:cs="仿宋"/>
@@ -262,6 +266,7 @@
         <w:snapToGrid/>
         <w:spacing w:before="0" w:after="0"/>
         <w:ind w:firstLine="642" w:firstLineChars="200"/>
+        <w:jc w:val="both"/>
         <w:textAlignment w:val="auto"/>
         <w:rPr>
           <w:rFonts w:hint="eastAsia" w:ascii="仿宋" w:hAnsi="仿宋" w:eastAsia="仿宋" w:cs="仿宋"/>
@@ -373,20 +378,21 @@
     </w:p>
     <w:p>
       <w:pPr>
-        <w:pStyle w:val="23"/>
-        <w:pageBreakBefore w:val="0"/>
-        <w:widowControl/>
-        <w:kinsoku/>
-        <w:wordWrap/>
-        <w:overflowPunct/>
-        <w:topLinePunct w:val="0"/>
-        <w:autoSpaceDE/>
-        <w:autoSpaceDN/>
-        <w:bidi w:val="0"/>
-        <w:adjustRightInd/>
-        <w:snapToGrid/>
-        <w:spacing w:before="0" w:after="0"/>
-        <w:ind w:firstLine="642" w:firstLineChars="200"/>
+        <w:pStyle w:val="25"/>
+        <w:pageBreakBefore w:val="0"/>
+        <w:widowControl/>
+        <w:kinsoku/>
+        <w:wordWrap/>
+        <w:overflowPunct/>
+        <w:topLinePunct w:val="0"/>
+        <w:autoSpaceDE/>
+        <w:autoSpaceDN/>
+        <w:bidi w:val="0"/>
+        <w:adjustRightInd/>
+        <w:snapToGrid/>
+        <w:spacing w:before="0" w:after="0"/>
+        <w:ind w:firstLine="642" w:firstLineChars="200"/>
+        <w:jc w:val="both"/>
         <w:textAlignment w:val="auto"/>
         <w:rPr>
           <w:rFonts w:hint="eastAsia" w:ascii="仿宋" w:hAnsi="仿宋" w:eastAsia="仿宋" w:cs="仿宋"/>
@@ -484,6 +490,7 @@
         <w:snapToGrid/>
         <w:spacing w:before="0" w:after="0"/>
         <w:ind w:firstLine="642" w:firstLineChars="200"/>
+        <w:jc w:val="both"/>
         <w:textAlignment w:val="auto"/>
         <w:rPr>
           <w:rFonts w:hint="eastAsia" w:ascii="仿宋" w:hAnsi="仿宋" w:eastAsia="仿宋" w:cs="仿宋"/>
@@ -522,6 +529,7 @@
         <w:snapToGrid/>
         <w:spacing w:before="0" w:after="0"/>
         <w:ind w:firstLine="642" w:firstLineChars="200"/>
+        <w:jc w:val="both"/>
         <w:textAlignment w:val="auto"/>
         <w:rPr>
           <w:rFonts w:hint="eastAsia" w:ascii="仿宋" w:hAnsi="仿宋" w:eastAsia="仿宋" w:cs="仿宋"/>
@@ -560,6 +568,7 @@
         <w:snapToGrid/>
         <w:spacing w:before="0" w:after="0"/>
         <w:ind w:firstLine="642" w:firstLineChars="200"/>
+        <w:jc w:val="both"/>
         <w:textAlignment w:val="auto"/>
         <w:rPr>
           <w:rFonts w:hint="eastAsia" w:ascii="仿宋" w:hAnsi="仿宋" w:eastAsia="仿宋" w:cs="仿宋"/>
@@ -598,6 +607,7 @@
         <w:snapToGrid/>
         <w:spacing w:before="0" w:after="0"/>
         <w:ind w:firstLine="642" w:firstLineChars="200"/>
+        <w:jc w:val="both"/>
         <w:textAlignment w:val="auto"/>
         <w:rPr>
           <w:rFonts w:hint="eastAsia" w:ascii="仿宋" w:hAnsi="仿宋" w:eastAsia="仿宋" w:cs="仿宋"/>
@@ -659,6 +669,7 @@
         <w:snapToGrid/>
         <w:spacing w:before="0" w:after="0"/>
         <w:ind w:firstLine="642" w:firstLineChars="200"/>
+        <w:jc w:val="both"/>
         <w:textAlignment w:val="auto"/>
         <w:rPr>
           <w:rFonts w:hint="eastAsia" w:ascii="仿宋" w:hAnsi="仿宋" w:eastAsia="仿宋" w:cs="仿宋"/>
@@ -720,6 +731,7 @@
         <w:snapToGrid/>
         <w:spacing w:before="0" w:after="0"/>
         <w:ind w:firstLine="642" w:firstLineChars="200"/>
+        <w:jc w:val="both"/>
         <w:textAlignment w:val="auto"/>
         <w:rPr>
           <w:rFonts w:hint="eastAsia" w:ascii="仿宋" w:hAnsi="仿宋" w:eastAsia="仿宋" w:cs="仿宋"/>
@@ -781,6 +793,7 @@
         <w:snapToGrid/>
         <w:spacing w:before="0" w:after="0"/>
         <w:ind w:firstLine="642" w:firstLineChars="200"/>
+        <w:jc w:val="both"/>
         <w:textAlignment w:val="auto"/>
         <w:rPr>
           <w:rFonts w:hint="eastAsia" w:ascii="仿宋" w:hAnsi="仿宋" w:eastAsia="仿宋" w:cs="仿宋"/>
@@ -842,6 +855,7 @@
         <w:snapToGrid/>
         <w:spacing w:before="0" w:after="0"/>
         <w:ind w:firstLine="642" w:firstLineChars="200"/>
+        <w:jc w:val="both"/>
         <w:textAlignment w:val="auto"/>
         <w:rPr>
           <w:rFonts w:hint="eastAsia" w:ascii="仿宋" w:hAnsi="仿宋" w:eastAsia="仿宋" w:cs="仿宋"/>
@@ -916,6 +930,7 @@
         <w:snapToGrid/>
         <w:spacing w:before="0" w:after="0"/>
         <w:ind w:firstLine="642" w:firstLineChars="200"/>
+        <w:jc w:val="both"/>
         <w:textAlignment w:val="auto"/>
         <w:rPr>
           <w:rFonts w:hint="eastAsia" w:ascii="仿宋" w:hAnsi="仿宋" w:eastAsia="仿宋" w:cs="仿宋"/>
@@ -954,6 +969,7 @@
         <w:snapToGrid/>
         <w:spacing w:before="0" w:after="0"/>
         <w:ind w:firstLine="642" w:firstLineChars="200"/>
+        <w:jc w:val="both"/>
         <w:textAlignment w:val="auto"/>
         <w:rPr>
           <w:rFonts w:hint="eastAsia" w:ascii="仿宋" w:hAnsi="仿宋" w:eastAsia="仿宋" w:cs="仿宋"/>
@@ -992,6 +1008,7 @@
         <w:snapToGrid/>
         <w:spacing w:before="0" w:after="0"/>
         <w:ind w:firstLine="642" w:firstLineChars="200"/>
+        <w:jc w:val="both"/>
         <w:textAlignment w:val="auto"/>
         <w:rPr>
           <w:rFonts w:hint="eastAsia" w:ascii="仿宋" w:hAnsi="仿宋" w:eastAsia="仿宋" w:cs="仿宋"/>
@@ -1030,6 +1047,7 @@
         <w:snapToGrid/>
         <w:spacing w:before="0" w:after="0"/>
         <w:ind w:firstLine="642" w:firstLineChars="200"/>
+        <w:jc w:val="both"/>
         <w:textAlignment w:val="auto"/>
         <w:rPr>
           <w:rFonts w:hint="eastAsia" w:ascii="仿宋" w:hAnsi="仿宋" w:eastAsia="仿宋" w:cs="仿宋"/>
@@ -1091,6 +1109,7 @@
         <w:snapToGrid/>
         <w:spacing w:before="0" w:after="0"/>
         <w:ind w:firstLine="642" w:firstLineChars="200"/>
+        <w:jc w:val="both"/>
         <w:textAlignment w:val="auto"/>
         <w:rPr>
           <w:rFonts w:hint="eastAsia" w:ascii="仿宋" w:hAnsi="仿宋" w:eastAsia="仿宋" w:cs="仿宋"/>
@@ -1225,20 +1244,21 @@
     </w:p>
     <w:p>
       <w:pPr>
-        <w:pStyle w:val="23"/>
-        <w:pageBreakBefore w:val="0"/>
-        <w:widowControl/>
-        <w:kinsoku/>
-        <w:wordWrap/>
-        <w:overflowPunct/>
-        <w:topLinePunct w:val="0"/>
-        <w:autoSpaceDE/>
-        <w:autoSpaceDN/>
-        <w:bidi w:val="0"/>
-        <w:adjustRightInd/>
-        <w:snapToGrid/>
-        <w:spacing w:before="0" w:after="0"/>
-        <w:ind w:firstLine="642" w:firstLineChars="200"/>
+        <w:pStyle w:val="25"/>
+        <w:pageBreakBefore w:val="0"/>
+        <w:widowControl/>
+        <w:kinsoku/>
+        <w:wordWrap/>
+        <w:overflowPunct/>
+        <w:topLinePunct w:val="0"/>
+        <w:autoSpaceDE/>
+        <w:autoSpaceDN/>
+        <w:bidi w:val="0"/>
+        <w:adjustRightInd/>
+        <w:snapToGrid/>
+        <w:spacing w:before="0" w:after="0"/>
+        <w:ind w:firstLine="642" w:firstLineChars="200"/>
+        <w:jc w:val="both"/>
         <w:textAlignment w:val="auto"/>
         <w:rPr>
           <w:rFonts w:hint="eastAsia" w:ascii="仿宋" w:hAnsi="仿宋" w:eastAsia="仿宋" w:cs="仿宋"/>
@@ -1304,36 +1324,26 @@
           <w:sz w:val="32"/>
           <w:szCs w:val="32"/>
         </w:rPr>
-        <w:t>天津科技大学学生、研究生认可本章程，在百团纳新或其他协会管理中心批准的时间经考核通过，即可加入本协会。活跃会员大会可规定其他不与学校规定相抵触的加入方式。 同时，要求成员对开源技术有一定兴趣，具备基本的学习能力和协作意</w:t>
-      </w:r>
-      <w:r>
-        <w:rPr>
-          <w:rFonts w:hint="eastAsia" w:ascii="仿宋" w:hAnsi="仿宋" w:eastAsia="仿宋" w:cs="仿宋"/>
-          <w:b w:val="0"/>
-          <w:bCs w:val="0"/>
-          <w:color w:val="auto"/>
-          <w:sz w:val="32"/>
-          <w:szCs w:val="32"/>
-        </w:rPr>
-        <w:t>识。</w:t>
-      </w:r>
-    </w:p>
-    <w:p>
-      <w:pPr>
-        <w:pStyle w:val="23"/>
-        <w:pageBreakBefore w:val="0"/>
-        <w:widowControl/>
-        <w:kinsoku/>
-        <w:wordWrap/>
-        <w:overflowPunct/>
-        <w:topLinePunct w:val="0"/>
-        <w:autoSpaceDE/>
-        <w:autoSpaceDN/>
-        <w:bidi w:val="0"/>
-        <w:adjustRightInd/>
-        <w:snapToGrid/>
-        <w:spacing w:before="0" w:after="0"/>
-        <w:ind w:firstLine="642" w:firstLineChars="200"/>
+        <w:t>天津科技大学学生、研究生认可本章程，在百团纳新或其他协会管理中心批准的时间经考核通过，即可加入本协会。活跃会员大会可规定其他不与学校规定相抵触的加入方式。 同时，要求成员对开源技术有一定兴趣，具备基本的学习能力和协作意识。</w:t>
+      </w:r>
+    </w:p>
+    <w:p>
+      <w:pPr>
+        <w:pStyle w:val="25"/>
+        <w:pageBreakBefore w:val="0"/>
+        <w:widowControl/>
+        <w:kinsoku/>
+        <w:wordWrap/>
+        <w:overflowPunct/>
+        <w:topLinePunct w:val="0"/>
+        <w:autoSpaceDE/>
+        <w:autoSpaceDN/>
+        <w:bidi w:val="0"/>
+        <w:adjustRightInd/>
+        <w:snapToGrid/>
+        <w:spacing w:before="0" w:after="0"/>
+        <w:ind w:firstLine="642" w:firstLineChars="200"/>
+        <w:jc w:val="both"/>
         <w:textAlignment w:val="auto"/>
         <w:rPr>
           <w:rFonts w:hint="eastAsia" w:ascii="仿宋" w:hAnsi="仿宋" w:eastAsia="仿宋" w:cs="仿宋"/>
@@ -1374,6 +1384,7 @@
         <w:snapToGrid/>
         <w:spacing w:before="0" w:after="0"/>
         <w:ind w:firstLine="642" w:firstLineChars="200"/>
+        <w:jc w:val="both"/>
         <w:textAlignment w:val="auto"/>
         <w:rPr>
           <w:rFonts w:hint="eastAsia" w:ascii="仿宋" w:hAnsi="仿宋" w:eastAsia="仿宋" w:cs="仿宋"/>
@@ -1494,6 +1505,7 @@
         <w:snapToGrid/>
         <w:spacing w:before="0" w:after="0"/>
         <w:ind w:firstLine="642" w:firstLineChars="200"/>
+        <w:jc w:val="both"/>
         <w:textAlignment w:val="auto"/>
         <w:rPr>
           <w:rFonts w:hint="eastAsia" w:ascii="仿宋" w:hAnsi="仿宋" w:eastAsia="仿宋" w:cs="仿宋"/>
@@ -1532,6 +1544,7 @@
         <w:snapToGrid/>
         <w:spacing w:before="0" w:after="0"/>
         <w:ind w:firstLine="642" w:firstLineChars="200"/>
+        <w:jc w:val="both"/>
         <w:textAlignment w:val="auto"/>
         <w:rPr>
           <w:rFonts w:hint="eastAsia" w:ascii="仿宋" w:hAnsi="仿宋" w:eastAsia="仿宋" w:cs="仿宋"/>
@@ -1570,6 +1583,7 @@
         <w:snapToGrid/>
         <w:spacing w:before="0" w:after="0"/>
         <w:ind w:firstLine="642" w:firstLineChars="200"/>
+        <w:jc w:val="both"/>
         <w:textAlignment w:val="auto"/>
         <w:rPr>
           <w:rFonts w:hint="eastAsia" w:ascii="仿宋" w:hAnsi="仿宋" w:eastAsia="仿宋" w:cs="仿宋"/>
@@ -1608,6 +1622,7 @@
         <w:snapToGrid/>
         <w:spacing w:before="0" w:after="0"/>
         <w:ind w:firstLine="642" w:firstLineChars="200"/>
+        <w:jc w:val="both"/>
         <w:textAlignment w:val="auto"/>
         <w:rPr>
           <w:rFonts w:hint="eastAsia" w:ascii="仿宋" w:hAnsi="仿宋" w:eastAsia="仿宋" w:cs="仿宋"/>
@@ -1646,6 +1661,7 @@
         <w:snapToGrid/>
         <w:spacing w:before="0" w:after="0"/>
         <w:ind w:firstLine="642" w:firstLineChars="200"/>
+        <w:jc w:val="both"/>
         <w:textAlignment w:val="auto"/>
         <w:rPr>
           <w:rFonts w:hint="eastAsia" w:ascii="仿宋" w:hAnsi="仿宋" w:eastAsia="仿宋" w:cs="仿宋"/>
@@ -1684,6 +1700,7 @@
         <w:snapToGrid/>
         <w:spacing w:before="0" w:after="0"/>
         <w:ind w:firstLine="642" w:firstLineChars="200"/>
+        <w:jc w:val="both"/>
         <w:textAlignment w:val="auto"/>
         <w:rPr>
           <w:rFonts w:hint="eastAsia" w:ascii="仿宋" w:hAnsi="仿宋" w:eastAsia="仿宋" w:cs="仿宋"/>
@@ -1804,6 +1821,7 @@
         <w:snapToGrid/>
         <w:spacing w:before="0" w:after="0"/>
         <w:ind w:firstLine="642" w:firstLineChars="200"/>
+        <w:jc w:val="both"/>
         <w:textAlignment w:val="auto"/>
         <w:rPr>
           <w:rFonts w:hint="eastAsia" w:ascii="仿宋" w:hAnsi="仿宋" w:eastAsia="仿宋" w:cs="仿宋"/>
@@ -1842,6 +1860,7 @@
         <w:snapToGrid/>
         <w:spacing w:before="0" w:after="0"/>
         <w:ind w:firstLine="642" w:firstLineChars="200"/>
+        <w:jc w:val="both"/>
         <w:textAlignment w:val="auto"/>
         <w:rPr>
           <w:rFonts w:hint="eastAsia" w:ascii="仿宋" w:hAnsi="仿宋" w:eastAsia="仿宋" w:cs="仿宋"/>
@@ -1880,6 +1899,7 @@
         <w:snapToGrid/>
         <w:spacing w:before="0" w:after="0"/>
         <w:ind w:firstLine="642" w:firstLineChars="200"/>
+        <w:jc w:val="both"/>
         <w:textAlignment w:val="auto"/>
         <w:rPr>
           <w:rFonts w:hint="eastAsia" w:ascii="仿宋" w:hAnsi="仿宋" w:eastAsia="仿宋" w:cs="仿宋"/>
@@ -1918,6 +1938,7 @@
         <w:snapToGrid/>
         <w:spacing w:before="0" w:after="0"/>
         <w:ind w:firstLine="642" w:firstLineChars="200"/>
+        <w:jc w:val="both"/>
         <w:textAlignment w:val="auto"/>
         <w:rPr>
           <w:rFonts w:hint="eastAsia" w:ascii="仿宋" w:hAnsi="仿宋" w:eastAsia="仿宋" w:cs="仿宋"/>
@@ -1956,6 +1977,7 @@
         <w:snapToGrid/>
         <w:spacing w:before="0" w:after="0"/>
         <w:ind w:firstLine="642" w:firstLineChars="200"/>
+        <w:jc w:val="both"/>
         <w:textAlignment w:val="auto"/>
         <w:rPr>
           <w:rFonts w:hint="eastAsia" w:ascii="仿宋" w:hAnsi="仿宋" w:eastAsia="仿宋" w:cs="仿宋"/>
@@ -2076,6 +2098,7 @@
         <w:snapToGrid/>
         <w:spacing w:before="0" w:after="0"/>
         <w:ind w:firstLine="642" w:firstLineChars="200"/>
+        <w:jc w:val="both"/>
         <w:textAlignment w:val="auto"/>
         <w:rPr>
           <w:rFonts w:hint="eastAsia" w:ascii="仿宋" w:hAnsi="仿宋" w:eastAsia="仿宋" w:cs="仿宋"/>
@@ -2219,6 +2242,7 @@
         <w:snapToGrid/>
         <w:spacing w:before="0" w:after="0"/>
         <w:ind w:firstLine="642" w:firstLineChars="200"/>
+        <w:jc w:val="both"/>
         <w:textAlignment w:val="auto"/>
         <w:rPr>
           <w:rFonts w:hint="eastAsia" w:ascii="仿宋" w:hAnsi="仿宋" w:eastAsia="仿宋" w:cs="仿宋"/>
@@ -2293,6 +2317,7 @@
         <w:snapToGrid/>
         <w:spacing w:before="0" w:after="0"/>
         <w:ind w:firstLine="642" w:firstLineChars="200"/>
+        <w:jc w:val="both"/>
         <w:textAlignment w:val="auto"/>
         <w:rPr>
           <w:rFonts w:hint="eastAsia" w:ascii="仿宋" w:hAnsi="仿宋" w:eastAsia="仿宋" w:cs="仿宋"/>
@@ -2344,6 +2369,7 @@
         <w:snapToGrid/>
         <w:spacing w:before="0" w:after="0"/>
         <w:ind w:firstLine="642" w:firstLineChars="200"/>
+        <w:jc w:val="both"/>
         <w:textAlignment w:val="auto"/>
         <w:rPr>
           <w:rFonts w:hint="eastAsia" w:ascii="仿宋" w:hAnsi="仿宋" w:eastAsia="仿宋" w:cs="仿宋"/>
@@ -2395,6 +2421,7 @@
         <w:snapToGrid/>
         <w:spacing w:before="0" w:after="0"/>
         <w:ind w:firstLine="642" w:firstLineChars="200"/>
+        <w:jc w:val="both"/>
         <w:textAlignment w:val="auto"/>
         <w:rPr>
           <w:rFonts w:hint="eastAsia" w:ascii="仿宋" w:hAnsi="仿宋" w:eastAsia="仿宋" w:cs="仿宋"/>
@@ -2469,6 +2496,7 @@
         <w:snapToGrid/>
         <w:spacing w:before="0" w:after="0"/>
         <w:ind w:firstLine="642" w:firstLineChars="200"/>
+        <w:jc w:val="both"/>
         <w:textAlignment w:val="auto"/>
         <w:rPr>
           <w:rFonts w:hint="eastAsia" w:ascii="仿宋" w:hAnsi="仿宋" w:eastAsia="仿宋" w:cs="仿宋"/>
@@ -2607,6 +2635,7 @@
         <w:snapToGrid/>
         <w:spacing w:before="0" w:after="0"/>
         <w:ind w:firstLine="642" w:firstLineChars="200"/>
+        <w:jc w:val="both"/>
         <w:textAlignment w:val="auto"/>
         <w:rPr>
           <w:rFonts w:hint="eastAsia" w:ascii="仿宋" w:hAnsi="仿宋" w:eastAsia="仿宋" w:cs="仿宋"/>
@@ -2714,6 +2743,7 @@
         <w:snapToGrid/>
         <w:spacing w:before="0" w:after="0"/>
         <w:ind w:firstLine="642" w:firstLineChars="200"/>
+        <w:jc w:val="both"/>
         <w:textAlignment w:val="auto"/>
         <w:rPr>
           <w:rFonts w:hint="eastAsia" w:ascii="仿宋" w:hAnsi="仿宋" w:eastAsia="仿宋" w:cs="仿宋"/>
@@ -2766,6 +2796,7 @@
         <w:snapToGrid/>
         <w:spacing w:before="0" w:after="0"/>
         <w:ind w:firstLine="642" w:firstLineChars="200"/>
+        <w:jc w:val="both"/>
         <w:textAlignment w:val="auto"/>
         <w:rPr>
           <w:rFonts w:hint="eastAsia" w:ascii="仿宋" w:hAnsi="仿宋" w:eastAsia="仿宋" w:cs="仿宋"/>
@@ -2816,6 +2847,7 @@
         <w:snapToGrid/>
         <w:spacing w:before="0" w:after="0"/>
         <w:ind w:firstLine="642" w:firstLineChars="200"/>
+        <w:jc w:val="both"/>
         <w:textAlignment w:val="auto"/>
         <w:rPr>
           <w:rFonts w:hint="eastAsia" w:ascii="仿宋" w:hAnsi="仿宋" w:eastAsia="仿宋" w:cs="仿宋"/>
@@ -2866,6 +2898,7 @@
         <w:snapToGrid/>
         <w:spacing w:before="0" w:after="0"/>
         <w:ind w:firstLine="642" w:firstLineChars="200"/>
+        <w:jc w:val="both"/>
         <w:textAlignment w:val="auto"/>
         <w:rPr>
           <w:rFonts w:hint="eastAsia" w:ascii="仿宋" w:hAnsi="仿宋" w:eastAsia="仿宋" w:cs="仿宋"/>
@@ -2916,6 +2949,7 @@
         <w:snapToGrid/>
         <w:spacing w:before="0" w:after="0"/>
         <w:ind w:firstLine="642" w:firstLineChars="200"/>
+        <w:jc w:val="both"/>
         <w:textAlignment w:val="auto"/>
         <w:rPr>
           <w:rFonts w:hint="eastAsia" w:ascii="仿宋" w:hAnsi="仿宋" w:eastAsia="仿宋" w:cs="仿宋"/>
@@ -2966,6 +3000,7 @@
         <w:snapToGrid/>
         <w:spacing w:before="0" w:after="0"/>
         <w:ind w:firstLine="642" w:firstLineChars="200"/>
+        <w:jc w:val="both"/>
         <w:textAlignment w:val="auto"/>
         <w:rPr>
           <w:rFonts w:hint="eastAsia" w:ascii="仿宋" w:hAnsi="仿宋" w:eastAsia="仿宋" w:cs="仿宋"/>
@@ -3016,6 +3051,7 @@
         <w:snapToGrid/>
         <w:spacing w:before="0" w:after="0"/>
         <w:ind w:firstLine="642" w:firstLineChars="200"/>
+        <w:jc w:val="both"/>
         <w:textAlignment w:val="auto"/>
         <w:rPr>
           <w:rFonts w:hint="eastAsia" w:ascii="仿宋" w:hAnsi="仿宋" w:eastAsia="仿宋" w:cs="仿宋"/>
@@ -3148,6 +3184,7 @@
         <w:snapToGrid/>
         <w:spacing w:before="0" w:after="0"/>
         <w:ind w:firstLine="642" w:firstLineChars="200"/>
+        <w:jc w:val="both"/>
         <w:textAlignment w:val="auto"/>
         <w:rPr>
           <w:rFonts w:hint="eastAsia" w:ascii="仿宋" w:hAnsi="仿宋" w:eastAsia="仿宋" w:cs="仿宋"/>
@@ -3223,6 +3260,7 @@
         <w:snapToGrid/>
         <w:spacing w:before="0" w:after="0"/>
         <w:ind w:firstLine="642" w:firstLineChars="200"/>
+        <w:jc w:val="both"/>
         <w:textAlignment w:val="auto"/>
         <w:rPr>
           <w:rFonts w:hint="eastAsia" w:ascii="仿宋" w:hAnsi="仿宋" w:eastAsia="仿宋" w:cs="仿宋"/>
@@ -3274,6 +3312,7 @@
         <w:snapToGrid/>
         <w:spacing w:before="0" w:after="0"/>
         <w:ind w:firstLine="642" w:firstLineChars="200"/>
+        <w:jc w:val="both"/>
         <w:textAlignment w:val="auto"/>
         <w:rPr>
           <w:rFonts w:hint="eastAsia" w:ascii="仿宋" w:hAnsi="仿宋" w:eastAsia="仿宋" w:cs="仿宋"/>
@@ -3325,6 +3364,7 @@
         <w:snapToGrid/>
         <w:spacing w:before="0" w:after="0"/>
         <w:ind w:firstLine="642" w:firstLineChars="200"/>
+        <w:jc w:val="both"/>
         <w:textAlignment w:val="auto"/>
         <w:rPr>
           <w:rFonts w:hint="eastAsia" w:ascii="仿宋" w:hAnsi="仿宋" w:eastAsia="仿宋" w:cs="仿宋"/>
@@ -3353,6 +3393,7 @@
         <w:pageBreakBefore w:val="0"/>
         <w:widowControl/>
         <w:numPr>
+          <w:ilvl w:val="0"/>
           <w:numId w:val="0"/>
         </w:numPr>
         <w:kinsoku/>
@@ -3366,6 +3407,7 @@
         <w:snapToGrid/>
         <w:spacing w:before="0" w:after="0"/>
         <w:ind w:firstLine="720" w:firstLineChars="0"/>
+        <w:jc w:val="both"/>
         <w:textAlignment w:val="auto"/>
         <w:rPr>
           <w:rFonts w:hint="eastAsia" w:ascii="仿宋" w:hAnsi="仿宋" w:eastAsia="仿宋" w:cs="仿宋"/>
@@ -3475,6 +3517,7 @@
         <w:pageBreakBefore w:val="0"/>
         <w:widowControl/>
         <w:numPr>
+          <w:ilvl w:val="0"/>
           <w:numId w:val="0"/>
         </w:numPr>
         <w:kinsoku/>
@@ -3488,6 +3531,7 @@
         <w:snapToGrid/>
         <w:spacing w:before="0" w:after="0"/>
         <w:ind w:firstLine="720" w:firstLineChars="0"/>
+        <w:jc w:val="both"/>
         <w:textAlignment w:val="auto"/>
         <w:rPr>
           <w:rFonts w:hint="eastAsia" w:ascii="仿宋" w:hAnsi="仿宋" w:eastAsia="仿宋" w:cs="仿宋"/>
@@ -3516,6 +3560,7 @@
         <w:pageBreakBefore w:val="0"/>
         <w:widowControl/>
         <w:numPr>
+          <w:ilvl w:val="0"/>
           <w:numId w:val="0"/>
         </w:numPr>
         <w:kinsoku/>
@@ -3529,6 +3574,7 @@
         <w:snapToGrid/>
         <w:spacing w:before="0" w:after="0"/>
         <w:ind w:firstLine="720" w:firstLineChars="0"/>
+        <w:jc w:val="both"/>
         <w:textAlignment w:val="auto"/>
         <w:rPr>
           <w:rFonts w:hint="eastAsia" w:ascii="仿宋" w:hAnsi="仿宋" w:eastAsia="仿宋" w:cs="仿宋"/>
@@ -3567,6 +3613,7 @@
         <w:snapToGrid/>
         <w:spacing w:before="0" w:after="0"/>
         <w:ind w:firstLine="642" w:firstLineChars="200"/>
+        <w:jc w:val="both"/>
         <w:textAlignment w:val="auto"/>
         <w:rPr>
           <w:rFonts w:hint="eastAsia" w:ascii="仿宋" w:hAnsi="仿宋" w:eastAsia="仿宋" w:cs="仿宋"/>
@@ -3619,6 +3666,7 @@
         <w:snapToGrid/>
         <w:spacing w:before="0" w:after="0"/>
         <w:ind w:firstLine="642" w:firstLineChars="200"/>
+        <w:jc w:val="both"/>
         <w:textAlignment w:val="auto"/>
         <w:rPr>
           <w:rFonts w:hint="eastAsia" w:ascii="仿宋" w:hAnsi="仿宋" w:eastAsia="仿宋" w:cs="仿宋"/>
@@ -3669,6 +3717,7 @@
         <w:snapToGrid/>
         <w:spacing w:before="0" w:after="0"/>
         <w:ind w:firstLine="642" w:firstLineChars="200"/>
+        <w:jc w:val="both"/>
         <w:textAlignment w:val="auto"/>
         <w:rPr>
           <w:rFonts w:hint="eastAsia" w:ascii="仿宋" w:hAnsi="仿宋" w:eastAsia="仿宋" w:cs="仿宋"/>
@@ -3719,6 +3768,7 @@
         <w:snapToGrid/>
         <w:spacing w:before="0" w:after="0"/>
         <w:ind w:firstLine="642" w:firstLineChars="200"/>
+        <w:jc w:val="both"/>
         <w:textAlignment w:val="auto"/>
         <w:rPr>
           <w:rFonts w:hint="eastAsia" w:ascii="仿宋" w:hAnsi="仿宋" w:eastAsia="仿宋" w:cs="仿宋"/>
@@ -3769,6 +3819,7 @@
         <w:snapToGrid/>
         <w:spacing w:before="0" w:after="0"/>
         <w:ind w:firstLine="642" w:firstLineChars="200"/>
+        <w:jc w:val="both"/>
         <w:textAlignment w:val="auto"/>
         <w:rPr>
           <w:rFonts w:hint="eastAsia" w:ascii="仿宋" w:hAnsi="仿宋" w:eastAsia="仿宋" w:cs="仿宋"/>
@@ -3819,6 +3870,7 @@
         <w:snapToGrid/>
         <w:spacing w:before="0" w:after="0"/>
         <w:ind w:firstLine="642" w:firstLineChars="200"/>
+        <w:jc w:val="both"/>
         <w:textAlignment w:val="auto"/>
         <w:rPr>
           <w:rFonts w:hint="eastAsia" w:ascii="仿宋" w:hAnsi="仿宋" w:eastAsia="仿宋" w:cs="仿宋"/>
@@ -3869,6 +3921,7 @@
         <w:snapToGrid/>
         <w:spacing w:before="0" w:after="0"/>
         <w:ind w:firstLine="642" w:firstLineChars="200"/>
+        <w:jc w:val="both"/>
         <w:textAlignment w:val="auto"/>
         <w:rPr>
           <w:rFonts w:hint="eastAsia" w:ascii="仿宋" w:hAnsi="仿宋" w:eastAsia="仿宋" w:cs="仿宋"/>
@@ -3953,6 +4006,7 @@
         <w:snapToGrid/>
         <w:spacing w:before="0" w:after="0"/>
         <w:ind w:firstLine="642" w:firstLineChars="200"/>
+        <w:jc w:val="both"/>
         <w:textAlignment w:val="auto"/>
         <w:rPr>
           <w:rFonts w:hint="eastAsia" w:ascii="仿宋" w:hAnsi="仿宋" w:eastAsia="仿宋" w:cs="仿宋"/>
@@ -4005,6 +4059,7 @@
         <w:snapToGrid/>
         <w:spacing w:before="0" w:after="0"/>
         <w:ind w:firstLine="642" w:firstLineChars="200"/>
+        <w:jc w:val="both"/>
         <w:textAlignment w:val="auto"/>
         <w:rPr>
           <w:rFonts w:hint="eastAsia" w:ascii="仿宋" w:hAnsi="仿宋" w:eastAsia="仿宋" w:cs="仿宋"/>
@@ -4078,6 +4133,7 @@
         <w:snapToGrid/>
         <w:spacing w:before="0" w:after="0"/>
         <w:ind w:firstLine="642" w:firstLineChars="200"/>
+        <w:jc w:val="both"/>
         <w:textAlignment w:val="auto"/>
         <w:rPr>
           <w:rFonts w:hint="eastAsia" w:ascii="仿宋" w:hAnsi="仿宋" w:eastAsia="仿宋" w:cs="仿宋"/>
@@ -4128,6 +4184,7 @@
         <w:snapToGrid/>
         <w:spacing w:before="0" w:after="0"/>
         <w:ind w:firstLine="642" w:firstLineChars="200"/>
+        <w:jc w:val="both"/>
         <w:textAlignment w:val="auto"/>
         <w:rPr>
           <w:rFonts w:hint="eastAsia" w:ascii="仿宋" w:hAnsi="仿宋" w:eastAsia="仿宋" w:cs="仿宋"/>
@@ -4166,6 +4223,7 @@
         <w:snapToGrid/>
         <w:spacing w:before="0" w:after="0"/>
         <w:ind w:firstLine="642" w:firstLineChars="200"/>
+        <w:jc w:val="both"/>
         <w:textAlignment w:val="auto"/>
         <w:rPr>
           <w:rFonts w:hint="eastAsia" w:ascii="仿宋" w:hAnsi="仿宋" w:eastAsia="仿宋" w:cs="仿宋"/>
@@ -4240,6 +4298,7 @@
         <w:snapToGrid/>
         <w:spacing w:before="0" w:after="0"/>
         <w:ind w:firstLine="642" w:firstLineChars="200"/>
+        <w:jc w:val="both"/>
         <w:textAlignment w:val="auto"/>
         <w:rPr>
           <w:rFonts w:hint="eastAsia" w:ascii="仿宋" w:hAnsi="仿宋" w:eastAsia="仿宋" w:cs="仿宋"/>
@@ -4291,6 +4350,7 @@
         <w:snapToGrid/>
         <w:spacing w:before="0" w:after="0"/>
         <w:ind w:firstLine="642" w:firstLineChars="200"/>
+        <w:jc w:val="both"/>
         <w:textAlignment w:val="auto"/>
         <w:rPr>
           <w:rFonts w:hint="eastAsia" w:ascii="仿宋" w:hAnsi="仿宋" w:eastAsia="仿宋" w:cs="仿宋"/>
@@ -4438,20 +4498,21 @@
     </w:p>
     <w:p>
       <w:pPr>
-        <w:pStyle w:val="23"/>
-        <w:pageBreakBefore w:val="0"/>
-        <w:widowControl/>
-        <w:kinsoku/>
-        <w:wordWrap/>
-        <w:overflowPunct/>
-        <w:topLinePunct w:val="0"/>
-        <w:autoSpaceDE/>
-        <w:autoSpaceDN/>
-        <w:bidi w:val="0"/>
-        <w:adjustRightInd/>
-        <w:snapToGrid/>
-        <w:spacing w:before="0" w:after="0"/>
-        <w:ind w:firstLine="642" w:firstLineChars="200"/>
+        <w:pStyle w:val="25"/>
+        <w:pageBreakBefore w:val="0"/>
+        <w:widowControl/>
+        <w:kinsoku/>
+        <w:wordWrap/>
+        <w:overflowPunct/>
+        <w:topLinePunct w:val="0"/>
+        <w:autoSpaceDE/>
+        <w:autoSpaceDN/>
+        <w:bidi w:val="0"/>
+        <w:adjustRightInd/>
+        <w:snapToGrid/>
+        <w:spacing w:before="0" w:after="0"/>
+        <w:ind w:firstLine="642" w:firstLineChars="200"/>
+        <w:jc w:val="both"/>
         <w:textAlignment w:val="auto"/>
         <w:rPr>
           <w:rFonts w:hint="eastAsia" w:ascii="仿宋" w:hAnsi="仿宋" w:eastAsia="仿宋" w:cs="仿宋"/>
@@ -4549,6 +4610,7 @@
         <w:snapToGrid/>
         <w:spacing w:before="0" w:after="0"/>
         <w:ind w:firstLine="642" w:firstLineChars="200"/>
+        <w:jc w:val="both"/>
         <w:textAlignment w:val="auto"/>
         <w:rPr>
           <w:rFonts w:hint="eastAsia" w:ascii="仿宋" w:hAnsi="仿宋" w:eastAsia="仿宋" w:cs="仿宋"/>
@@ -4587,6 +4649,7 @@
         <w:snapToGrid/>
         <w:spacing w:before="0" w:after="0"/>
         <w:ind w:firstLine="642" w:firstLineChars="200"/>
+        <w:jc w:val="both"/>
         <w:textAlignment w:val="auto"/>
         <w:rPr>
           <w:rFonts w:hint="eastAsia" w:ascii="仿宋" w:hAnsi="仿宋" w:eastAsia="仿宋" w:cs="仿宋"/>
@@ -4625,6 +4688,7 @@
         <w:snapToGrid/>
         <w:spacing w:before="0" w:after="0"/>
         <w:ind w:firstLine="642" w:firstLineChars="200"/>
+        <w:jc w:val="both"/>
         <w:textAlignment w:val="auto"/>
         <w:rPr>
           <w:rFonts w:hint="eastAsia" w:ascii="仿宋" w:hAnsi="仿宋" w:eastAsia="仿宋" w:cs="仿宋"/>
@@ -4663,6 +4727,7 @@
         <w:snapToGrid/>
         <w:spacing w:before="0" w:after="0"/>
         <w:ind w:firstLine="642" w:firstLineChars="200"/>
+        <w:jc w:val="both"/>
         <w:textAlignment w:val="auto"/>
         <w:rPr>
           <w:rFonts w:hint="eastAsia" w:ascii="仿宋" w:hAnsi="仿宋" w:eastAsia="仿宋" w:cs="仿宋"/>
@@ -4747,6 +4812,7 @@
         <w:snapToGrid/>
         <w:spacing w:before="0" w:after="0"/>
         <w:ind w:firstLine="642" w:firstLineChars="200"/>
+        <w:jc w:val="both"/>
         <w:textAlignment w:val="auto"/>
         <w:rPr>
           <w:rFonts w:hint="eastAsia" w:ascii="仿宋" w:hAnsi="仿宋" w:eastAsia="仿宋" w:cs="仿宋"/>
@@ -4785,6 +4851,7 @@
         <w:snapToGrid/>
         <w:spacing w:before="0" w:after="0"/>
         <w:ind w:firstLine="642" w:firstLineChars="200"/>
+        <w:jc w:val="both"/>
         <w:textAlignment w:val="auto"/>
         <w:rPr>
           <w:rFonts w:hint="eastAsia" w:ascii="仿宋" w:hAnsi="仿宋" w:eastAsia="仿宋" w:cs="仿宋"/>
@@ -4850,18 +4917,7 @@
           <w:sz w:val="32"/>
           <w:szCs w:val="32"/>
         </w:rPr>
-        <w:t>财务专员</w:t>
-      </w:r>
-      <w:r>
-        <w:rPr>
-          <w:rFonts w:hint="eastAsia" w:ascii="仿宋" w:hAnsi="仿宋" w:eastAsia="仿宋" w:cs="仿宋"/>
-          <w:b w:val="0"/>
-          <w:bCs w:val="0"/>
-          <w:color w:val="auto"/>
-          <w:sz w:val="32"/>
-          <w:szCs w:val="32"/>
-        </w:rPr>
-        <w:t>每</w:t>
+        <w:t>财务专员每</w:t>
       </w:r>
       <w:r>
         <w:rPr>
@@ -4953,20 +5009,21 @@
     </w:p>
     <w:p>
       <w:pPr>
-        <w:pStyle w:val="23"/>
-        <w:pageBreakBefore w:val="0"/>
-        <w:widowControl/>
-        <w:kinsoku/>
-        <w:wordWrap/>
-        <w:overflowPunct/>
-        <w:topLinePunct w:val="0"/>
-        <w:autoSpaceDE/>
-        <w:autoSpaceDN/>
-        <w:bidi w:val="0"/>
-        <w:adjustRightInd/>
-        <w:snapToGrid/>
-        <w:spacing w:before="0" w:after="0"/>
-        <w:ind w:firstLine="642" w:firstLineChars="200"/>
+        <w:pStyle w:val="25"/>
+        <w:pageBreakBefore w:val="0"/>
+        <w:widowControl/>
+        <w:kinsoku/>
+        <w:wordWrap/>
+        <w:overflowPunct/>
+        <w:topLinePunct w:val="0"/>
+        <w:autoSpaceDE/>
+        <w:autoSpaceDN/>
+        <w:bidi w:val="0"/>
+        <w:adjustRightInd/>
+        <w:snapToGrid/>
+        <w:spacing w:before="0" w:after="0"/>
+        <w:ind w:firstLine="642" w:firstLineChars="200"/>
+        <w:jc w:val="both"/>
         <w:textAlignment w:val="auto"/>
         <w:rPr>
           <w:rFonts w:hint="eastAsia" w:ascii="仿宋" w:hAnsi="仿宋" w:eastAsia="仿宋" w:cs="仿宋"/>
@@ -5074,6 +5131,7 @@
         <w:snapToGrid/>
         <w:spacing w:before="0" w:after="0"/>
         <w:ind w:firstLine="642" w:firstLineChars="200"/>
+        <w:jc w:val="both"/>
         <w:textAlignment w:val="auto"/>
         <w:rPr>
           <w:rFonts w:hint="eastAsia" w:ascii="仿宋" w:hAnsi="仿宋" w:eastAsia="仿宋" w:cs="仿宋"/>
@@ -5194,6 +5252,7 @@
         <w:snapToGrid/>
         <w:spacing w:before="0" w:after="0"/>
         <w:ind w:firstLine="642" w:firstLineChars="200"/>
+        <w:jc w:val="both"/>
         <w:textAlignment w:val="auto"/>
         <w:rPr>
           <w:rFonts w:hint="eastAsia" w:ascii="仿宋" w:hAnsi="仿宋" w:eastAsia="仿宋" w:cs="仿宋"/>
@@ -5232,6 +5291,7 @@
         <w:snapToGrid/>
         <w:spacing w:before="0" w:after="0"/>
         <w:ind w:firstLine="642" w:firstLineChars="200"/>
+        <w:jc w:val="both"/>
         <w:textAlignment w:val="auto"/>
         <w:rPr>
           <w:rFonts w:hint="eastAsia" w:ascii="仿宋" w:hAnsi="仿宋" w:eastAsia="仿宋" w:cs="仿宋"/>
@@ -5270,6 +5330,7 @@
         <w:snapToGrid/>
         <w:spacing w:before="0" w:after="0"/>
         <w:ind w:firstLine="642" w:firstLineChars="200"/>
+        <w:jc w:val="both"/>
         <w:textAlignment w:val="auto"/>
         <w:rPr>
           <w:rFonts w:hint="eastAsia" w:ascii="仿宋" w:hAnsi="仿宋" w:eastAsia="仿宋" w:cs="仿宋"/>
@@ -5308,6 +5369,7 @@
         <w:snapToGrid/>
         <w:spacing w:before="0" w:after="0"/>
         <w:ind w:firstLine="642" w:firstLineChars="200"/>
+        <w:jc w:val="both"/>
         <w:textAlignment w:val="auto"/>
         <w:rPr>
           <w:rFonts w:hint="eastAsia" w:ascii="仿宋" w:hAnsi="仿宋" w:eastAsia="仿宋" w:cs="仿宋"/>
@@ -5346,6 +5408,7 @@
         <w:snapToGrid/>
         <w:spacing w:before="0" w:after="0"/>
         <w:ind w:firstLine="642" w:firstLineChars="200"/>
+        <w:jc w:val="both"/>
         <w:textAlignment w:val="auto"/>
         <w:rPr>
           <w:rFonts w:hint="eastAsia" w:ascii="仿宋" w:hAnsi="仿宋" w:eastAsia="仿宋" w:cs="仿宋"/>
@@ -5384,6 +5447,7 @@
         <w:snapToGrid/>
         <w:spacing w:before="0" w:after="0"/>
         <w:ind w:firstLine="642" w:firstLineChars="200"/>
+        <w:jc w:val="both"/>
         <w:textAlignment w:val="auto"/>
         <w:rPr>
           <w:rFonts w:hint="eastAsia" w:ascii="仿宋" w:hAnsi="仿宋" w:eastAsia="仿宋" w:cs="仿宋"/>
@@ -5422,6 +5486,7 @@
         <w:snapToGrid/>
         <w:spacing w:before="0" w:after="0"/>
         <w:ind w:firstLine="642" w:firstLineChars="200"/>
+        <w:jc w:val="both"/>
         <w:textAlignment w:val="auto"/>
         <w:rPr>
           <w:rFonts w:hint="eastAsia" w:ascii="仿宋" w:hAnsi="仿宋" w:eastAsia="仿宋" w:cs="仿宋"/>
@@ -5460,6 +5525,7 @@
         <w:snapToGrid/>
         <w:spacing w:before="0" w:after="0"/>
         <w:ind w:firstLine="642" w:firstLineChars="200"/>
+        <w:jc w:val="both"/>
         <w:textAlignment w:val="auto"/>
         <w:rPr>
           <w:rFonts w:hint="eastAsia" w:ascii="仿宋" w:hAnsi="仿宋" w:eastAsia="仿宋" w:cs="仿宋"/>
@@ -5498,6 +5564,7 @@
         <w:snapToGrid/>
         <w:spacing w:before="0" w:after="0"/>
         <w:ind w:firstLine="642" w:firstLineChars="200"/>
+        <w:jc w:val="both"/>
         <w:textAlignment w:val="auto"/>
         <w:rPr>
           <w:rFonts w:hint="eastAsia" w:ascii="仿宋" w:hAnsi="仿宋" w:eastAsia="仿宋" w:cs="仿宋"/>
@@ -5536,6 +5603,7 @@
         <w:snapToGrid/>
         <w:spacing w:before="0" w:after="0"/>
         <w:ind w:firstLine="642" w:firstLineChars="200"/>
+        <w:jc w:val="both"/>
         <w:textAlignment w:val="auto"/>
         <w:rPr>
           <w:rFonts w:hint="eastAsia" w:ascii="仿宋" w:hAnsi="仿宋" w:eastAsia="仿宋" w:cs="仿宋"/>
@@ -5622,6 +5690,7 @@
         <w:snapToGrid/>
         <w:spacing w:before="0" w:after="0"/>
         <w:ind w:firstLine="642" w:firstLineChars="200"/>
+        <w:jc w:val="both"/>
         <w:textAlignment w:val="auto"/>
         <w:rPr>
           <w:rFonts w:hint="eastAsia" w:ascii="仿宋" w:hAnsi="仿宋" w:eastAsia="仿宋" w:cs="仿宋"/>
@@ -5660,6 +5729,7 @@
         <w:snapToGrid/>
         <w:spacing w:before="0" w:after="0"/>
         <w:ind w:firstLine="642" w:firstLineChars="200"/>
+        <w:jc w:val="both"/>
         <w:textAlignment w:val="auto"/>
         <w:rPr>
           <w:rFonts w:hint="eastAsia" w:ascii="仿宋" w:hAnsi="仿宋" w:eastAsia="仿宋" w:cs="仿宋"/>
@@ -5721,6 +5791,7 @@
         <w:snapToGrid/>
         <w:spacing w:before="0" w:after="0"/>
         <w:ind w:firstLine="642" w:firstLineChars="200"/>
+        <w:jc w:val="both"/>
         <w:textAlignment w:val="auto"/>
         <w:rPr>
           <w:rFonts w:hint="eastAsia" w:ascii="仿宋" w:hAnsi="仿宋" w:eastAsia="仿宋" w:cs="仿宋"/>
@@ -5782,6 +5853,7 @@
         <w:snapToGrid/>
         <w:spacing w:before="0" w:after="0"/>
         <w:ind w:firstLine="642" w:firstLineChars="200"/>
+        <w:jc w:val="both"/>
         <w:textAlignment w:val="auto"/>
         <w:rPr>
           <w:rFonts w:hint="eastAsia" w:ascii="仿宋" w:hAnsi="仿宋" w:eastAsia="仿宋" w:cs="仿宋"/>
@@ -5844,6 +5916,7 @@
         <w:snapToGrid/>
         <w:spacing w:before="0" w:after="0"/>
         <w:ind w:firstLine="642" w:firstLineChars="200"/>
+        <w:jc w:val="both"/>
         <w:textAlignment w:val="auto"/>
         <w:rPr>
           <w:rFonts w:hint="eastAsia" w:ascii="仿宋" w:hAnsi="仿宋" w:eastAsia="仿宋" w:cs="仿宋"/>
@@ -5965,6 +6038,7 @@
         <w:snapToGrid/>
         <w:spacing w:before="0" w:after="0"/>
         <w:ind w:firstLine="642" w:firstLineChars="200"/>
+        <w:jc w:val="both"/>
         <w:textAlignment w:val="auto"/>
         <w:rPr>
           <w:rFonts w:hint="eastAsia" w:ascii="仿宋" w:hAnsi="仿宋" w:eastAsia="仿宋" w:cs="仿宋"/>
@@ -6072,6 +6146,7 @@
         <w:snapToGrid/>
         <w:spacing w:before="0" w:after="0"/>
         <w:ind w:firstLine="642" w:firstLineChars="200"/>
+        <w:jc w:val="both"/>
         <w:textAlignment w:val="auto"/>
         <w:rPr>
           <w:rFonts w:hint="eastAsia" w:ascii="仿宋" w:hAnsi="仿宋" w:eastAsia="仿宋" w:cs="仿宋"/>
@@ -6128,19 +6203,7 @@
           <w:szCs w:val="32"/>
           <w:lang w:eastAsia="zh-CN"/>
         </w:rPr>
-        <w:t>职务担任者</w:t>
-      </w:r>
-      <w:r>
-        <w:rPr>
-          <w:rFonts w:hint="eastAsia" w:ascii="仿宋" w:hAnsi="仿宋" w:eastAsia="仿宋" w:cs="仿宋"/>
-          <w:b w:val="0"/>
-          <w:bCs w:val="0"/>
-          <w:color w:val="auto"/>
-          <w:sz w:val="32"/>
-          <w:szCs w:val="32"/>
-          <w:lang w:eastAsia="zh-CN"/>
-        </w:rPr>
-        <w:t>如</w:t>
+        <w:t>职务担任者如</w:t>
       </w:r>
       <w:r>
         <w:rPr>
@@ -6205,6 +6268,7 @@
         <w:snapToGrid/>
         <w:spacing w:before="0" w:after="0"/>
         <w:ind w:firstLine="642" w:firstLineChars="200"/>
+        <w:jc w:val="both"/>
         <w:textAlignment w:val="auto"/>
         <w:rPr>
           <w:rFonts w:hint="eastAsia" w:ascii="仿宋" w:hAnsi="仿宋" w:eastAsia="仿宋" w:cs="仿宋"/>
@@ -6337,6 +6401,7 @@
         <w:snapToGrid/>
         <w:spacing w:before="0" w:after="0"/>
         <w:ind w:firstLine="642" w:firstLineChars="200"/>
+        <w:jc w:val="both"/>
         <w:textAlignment w:val="auto"/>
         <w:rPr>
           <w:rFonts w:hint="eastAsia" w:ascii="仿宋" w:hAnsi="仿宋" w:eastAsia="仿宋" w:cs="仿宋"/>
@@ -6425,20 +6490,21 @@
     </w:p>
     <w:p>
       <w:pPr>
-        <w:pStyle w:val="23"/>
-        <w:pageBreakBefore w:val="0"/>
-        <w:widowControl/>
-        <w:kinsoku/>
-        <w:wordWrap/>
-        <w:overflowPunct/>
-        <w:topLinePunct w:val="0"/>
-        <w:autoSpaceDE/>
-        <w:autoSpaceDN/>
-        <w:bidi w:val="0"/>
-        <w:adjustRightInd/>
-        <w:snapToGrid/>
-        <w:spacing w:before="0" w:after="0"/>
-        <w:ind w:firstLine="642" w:firstLineChars="200"/>
+        <w:pStyle w:val="25"/>
+        <w:pageBreakBefore w:val="0"/>
+        <w:widowControl/>
+        <w:kinsoku/>
+        <w:wordWrap/>
+        <w:overflowPunct/>
+        <w:topLinePunct w:val="0"/>
+        <w:autoSpaceDE/>
+        <w:autoSpaceDN/>
+        <w:bidi w:val="0"/>
+        <w:adjustRightInd/>
+        <w:snapToGrid/>
+        <w:spacing w:before="0" w:after="0"/>
+        <w:ind w:firstLine="642" w:firstLineChars="200"/>
+        <w:jc w:val="both"/>
         <w:textAlignment w:val="auto"/>
         <w:rPr>
           <w:rFonts w:hint="eastAsia" w:ascii="仿宋" w:hAnsi="仿宋" w:eastAsia="仿宋" w:cs="仿宋"/>
@@ -6523,6 +6589,7 @@
         <w:snapToGrid/>
         <w:spacing w:before="0" w:after="0"/>
         <w:ind w:firstLine="642" w:firstLineChars="200"/>
+        <w:jc w:val="both"/>
         <w:textAlignment w:val="auto"/>
         <w:rPr>
           <w:rFonts w:hint="eastAsia" w:ascii="仿宋" w:hAnsi="仿宋" w:eastAsia="仿宋" w:cs="仿宋"/>
@@ -6607,6 +6674,7 @@
         <w:snapToGrid/>
         <w:spacing w:before="0" w:after="0"/>
         <w:ind w:firstLine="642" w:firstLineChars="200"/>
+        <w:jc w:val="both"/>
         <w:textAlignment w:val="auto"/>
         <w:rPr>
           <w:rFonts w:hint="eastAsia" w:ascii="仿宋" w:hAnsi="仿宋" w:eastAsia="仿宋" w:cs="仿宋"/>
@@ -6691,6 +6759,7 @@
         <w:snapToGrid/>
         <w:spacing w:before="0" w:after="0"/>
         <w:ind w:firstLine="642" w:firstLineChars="200"/>
+        <w:jc w:val="both"/>
         <w:textAlignment w:val="auto"/>
         <w:rPr>
           <w:rFonts w:hint="eastAsia" w:ascii="仿宋" w:hAnsi="仿宋" w:eastAsia="仿宋" w:cs="仿宋"/>
@@ -6835,25 +6904,24 @@
         </w:rPr>
         <w:t>和解释</w:t>
       </w:r>
-      <w:bookmarkStart w:id="9" w:name="_GoBack"/>
-      <w:bookmarkEnd w:id="9"/>
-    </w:p>
-    <w:p>
-      <w:pPr>
-        <w:pStyle w:val="3"/>
-        <w:pageBreakBefore w:val="0"/>
-        <w:widowControl/>
-        <w:kinsoku/>
-        <w:wordWrap/>
-        <w:overflowPunct/>
-        <w:topLinePunct w:val="0"/>
-        <w:autoSpaceDE/>
-        <w:autoSpaceDN/>
-        <w:bidi w:val="0"/>
-        <w:adjustRightInd/>
-        <w:snapToGrid/>
-        <w:spacing w:before="0" w:after="0"/>
-        <w:ind w:firstLine="642" w:firstLineChars="200"/>
+    </w:p>
+    <w:p>
+      <w:pPr>
+        <w:pStyle w:val="3"/>
+        <w:pageBreakBefore w:val="0"/>
+        <w:widowControl/>
+        <w:kinsoku/>
+        <w:wordWrap/>
+        <w:overflowPunct/>
+        <w:topLinePunct w:val="0"/>
+        <w:autoSpaceDE/>
+        <w:autoSpaceDN/>
+        <w:bidi w:val="0"/>
+        <w:adjustRightInd/>
+        <w:snapToGrid/>
+        <w:spacing w:before="0" w:after="0"/>
+        <w:ind w:firstLine="642" w:firstLineChars="200"/>
+        <w:jc w:val="both"/>
         <w:textAlignment w:val="auto"/>
         <w:rPr>
           <w:rFonts w:hint="eastAsia" w:ascii="仿宋" w:hAnsi="仿宋" w:eastAsia="仿宋" w:cs="仿宋"/>
@@ -6997,6 +7065,7 @@
         <w:snapToGrid/>
         <w:spacing w:before="0" w:after="0"/>
         <w:ind w:firstLine="642" w:firstLineChars="200"/>
+        <w:jc w:val="both"/>
         <w:textAlignment w:val="auto"/>
         <w:rPr>
           <w:rFonts w:hint="eastAsia" w:ascii="仿宋" w:hAnsi="仿宋" w:eastAsia="仿宋" w:cs="仿宋"/>
@@ -7081,6 +7150,7 @@
         <w:snapToGrid/>
         <w:spacing w:before="0" w:after="0"/>
         <w:ind w:firstLine="642" w:firstLineChars="200"/>
+        <w:jc w:val="both"/>
         <w:textAlignment w:val="auto"/>
         <w:rPr>
           <w:rFonts w:hint="eastAsia" w:ascii="仿宋" w:hAnsi="仿宋" w:eastAsia="仿宋" w:cs="仿宋"/>
@@ -7259,16 +7329,91 @@
     </w:p>
     <w:bookmarkEnd w:id="8"/>
     <w:sectPr>
+      <w:footerReference r:id="rId4" w:type="default"/>
       <w:footnotePr>
         <w:numRestart w:val="eachSect"/>
       </w:footnotePr>
-      <w:pgMar w:top="2098" w:right="1474" w:bottom="1984" w:left="1587" w:header="720" w:footer="720" w:gutter="0"/>
+      <w:pgMar w:top="2098" w:right="1474" w:bottom="1984" w:left="1587" w:header="720" w:footer="1587" w:gutter="0"/>
+      <w:pgNumType w:fmt="numberInDash"/>
       <w:cols w:space="0" w:num="1"/>
       <w:rtlGutter w:val="0"/>
       <w:docGrid w:type="linesAndChars" w:linePitch="534" w:charSpace="317"/>
     </w:sectPr>
   </w:body>
 </w:document>
+</file>
+
+<file path=word/footer1.xml><?xml version="1.0" encoding="utf-8"?>
+<w:ftr xmlns:wpc="http://schemas.microsoft.com/office/word/2010/wordprocessingCanvas" xmlns:mc="http://schemas.openxmlformats.org/markup-compatibility/2006" xmlns:o="urn:schemas-microsoft-com:office:office" xmlns:r="http://schemas.openxmlformats.org/officeDocument/2006/relationships" xmlns:m="http://schemas.openxmlformats.org/officeDocument/2006/math" xmlns:v="urn:schemas-microsoft-com:vml" xmlns:wp14="http://schemas.microsoft.com/office/word/2010/wordprocessingDrawing" xmlns:wp="http://schemas.openxmlformats.org/drawingml/2006/wordprocessingDrawing" xmlns:w10="urn:schemas-microsoft-com:office:word" xmlns:w="http://schemas.openxmlformats.org/wordprocessingml/2006/main" xmlns:w14="http://schemas.microsoft.com/office/word/2010/wordml" xmlns:w15="http://schemas.microsoft.com/office/word/2012/wordml" xmlns:wpg="http://schemas.microsoft.com/office/word/2010/wordprocessingGroup" xmlns:wpi="http://schemas.microsoft.com/office/word/2010/wordprocessingInk" xmlns:wne="http://schemas.microsoft.com/office/word/2006/wordml" xmlns:wps="http://schemas.microsoft.com/office/word/2010/wordprocessingShape" xmlns:wpsCustomData="http://www.wps.cn/officeDocument/2013/wpsCustomData" mc:Ignorable="w14 w15 wp14">
+  <w:p>
+    <w:pPr>
+      <w:pStyle w:val="16"/>
+    </w:pPr>
+    <w:r>
+      <w:rPr>
+        <w:sz w:val="18"/>
+      </w:rPr>
+      <w:pict>
+        <v:shape id="_x0000_s2049" o:spid="_x0000_s2049" o:spt="202" type="#_x0000_t202" style="position:absolute;left:0pt;margin-top:0pt;height:144pt;width:144pt;mso-position-horizontal:outside;mso-position-horizontal-relative:margin;mso-wrap-style:none;z-index:251659264;mso-width-relative:page;mso-height-relative:page;" filled="f" stroked="f" coordsize="21600,21600">
+          <v:path/>
+          <v:fill on="f" focussize="0,0"/>
+          <v:stroke on="f"/>
+          <v:imagedata o:title=""/>
+          <o:lock v:ext="edit" aspectratio="f"/>
+          <v:textbox inset="0mm,0mm,0mm,0mm" style="mso-fit-shape-to-text:t;">
+            <w:txbxContent>
+              <w:p>
+                <w:pPr>
+                  <w:pStyle w:val="16"/>
+                </w:pPr>
+                <w:r>
+                  <w:rPr>
+                    <w:rFonts w:hint="eastAsia" w:ascii="宋体" w:hAnsi="宋体" w:eastAsia="宋体" w:cs="宋体"/>
+                    <w:sz w:val="28"/>
+                    <w:szCs w:val="28"/>
+                  </w:rPr>
+                  <w:fldChar w:fldCharType="begin"/>
+                </w:r>
+                <w:r>
+                  <w:rPr>
+                    <w:rFonts w:hint="eastAsia" w:ascii="宋体" w:hAnsi="宋体" w:eastAsia="宋体" w:cs="宋体"/>
+                    <w:sz w:val="28"/>
+                    <w:szCs w:val="28"/>
+                  </w:rPr>
+                  <w:instrText xml:space="preserve"> PAGE  \* MERGEFORMAT </w:instrText>
+                </w:r>
+                <w:r>
+                  <w:rPr>
+                    <w:rFonts w:hint="eastAsia" w:ascii="宋体" w:hAnsi="宋体" w:eastAsia="宋体" w:cs="宋体"/>
+                    <w:sz w:val="28"/>
+                    <w:szCs w:val="28"/>
+                  </w:rPr>
+                  <w:fldChar w:fldCharType="separate"/>
+                </w:r>
+                <w:r>
+                  <w:rPr>
+                    <w:rFonts w:hint="eastAsia" w:ascii="宋体" w:hAnsi="宋体" w:eastAsia="宋体" w:cs="宋体"/>
+                    <w:sz w:val="28"/>
+                    <w:szCs w:val="28"/>
+                  </w:rPr>
+                  <w:t>1</w:t>
+                </w:r>
+                <w:r>
+                  <w:rPr>
+                    <w:rFonts w:hint="eastAsia" w:ascii="宋体" w:hAnsi="宋体" w:eastAsia="宋体" w:cs="宋体"/>
+                    <w:sz w:val="28"/>
+                    <w:szCs w:val="28"/>
+                  </w:rPr>
+                  <w:fldChar w:fldCharType="end"/>
+                </w:r>
+              </w:p>
+            </w:txbxContent>
+          </v:textbox>
+        </v:shape>
+      </w:pict>
+    </w:r>
+  </w:p>
+</w:ftr>
 </file>
 
 <file path=word/footnotes.xml><?xml version="1.0" encoding="utf-8"?>
@@ -7341,7 +7486,7 @@
     <w:lsdException w:unhideWhenUsed="0" w:uiPriority="0" w:semiHidden="0" w:name="header"/>
     <w:lsdException w:unhideWhenUsed="0" w:uiPriority="0" w:semiHidden="0" w:name="footer"/>
     <w:lsdException w:unhideWhenUsed="0" w:uiPriority="0" w:semiHidden="0" w:name="index heading"/>
-    <w:lsdException w:unhideWhenUsed="0" w:uiPriority="0" w:semiHidden="0" w:name="caption"/>
+    <w:lsdException w:qFormat="1" w:unhideWhenUsed="0" w:uiPriority="0" w:semiHidden="0" w:name="caption"/>
     <w:lsdException w:unhideWhenUsed="0" w:uiPriority="0" w:semiHidden="0" w:name="table of figures"/>
     <w:lsdException w:unhideWhenUsed="0" w:uiPriority="0" w:semiHidden="0" w:name="envelope address"/>
     <w:lsdException w:unhideWhenUsed="0" w:uiPriority="0" w:semiHidden="0" w:name="envelope return"/>
@@ -7410,7 +7555,7 @@
     <w:lsdException w:unhideWhenUsed="0" w:uiPriority="0" w:semiHidden="0" w:name="HTML Sample"/>
     <w:lsdException w:unhideWhenUsed="0" w:uiPriority="0" w:semiHidden="0" w:name="HTML Typewriter"/>
     <w:lsdException w:unhideWhenUsed="0" w:uiPriority="0" w:semiHidden="0" w:name="HTML Variable"/>
-    <w:lsdException w:unhideWhenUsed="0" w:uiPriority="0" w:semiHidden="0" w:name="Normal Table"/>
+    <w:lsdException w:qFormat="1" w:unhideWhenUsed="0" w:uiPriority="0" w:semiHidden="0" w:name="Normal Table"/>
     <w:lsdException w:unhideWhenUsed="0" w:uiPriority="0" w:semiHidden="0" w:name="annotation subject"/>
     <w:lsdException w:unhideWhenUsed="0" w:uiPriority="0" w:semiHidden="0" w:name="Table Simple 1"/>
     <w:lsdException w:unhideWhenUsed="0" w:uiPriority="0" w:semiHidden="0" w:name="Table Simple 2"/>
@@ -7574,7 +7719,7 @@
     <w:name w:val="heading 1"/>
     <w:basedOn w:val="1"/>
     <w:next w:val="3"/>
-    <w:link w:val="31"/>
+    <w:link w:val="33"/>
     <w:qFormat/>
     <w:uiPriority w:val="9"/>
     <w:pPr>
@@ -7594,7 +7739,7 @@
     <w:name w:val="heading 2"/>
     <w:basedOn w:val="1"/>
     <w:next w:val="3"/>
-    <w:link w:val="32"/>
+    <w:link w:val="34"/>
     <w:semiHidden/>
     <w:unhideWhenUsed/>
     <w:qFormat/>
@@ -7616,7 +7761,7 @@
     <w:name w:val="heading 3"/>
     <w:basedOn w:val="1"/>
     <w:next w:val="3"/>
-    <w:link w:val="33"/>
+    <w:link w:val="35"/>
     <w:semiHidden/>
     <w:unhideWhenUsed/>
     <w:qFormat/>
@@ -7638,7 +7783,7 @@
     <w:name w:val="heading 4"/>
     <w:basedOn w:val="1"/>
     <w:next w:val="3"/>
-    <w:link w:val="34"/>
+    <w:link w:val="36"/>
     <w:semiHidden/>
     <w:unhideWhenUsed/>
     <w:qFormat/>
@@ -7660,7 +7805,7 @@
     <w:name w:val="heading 5"/>
     <w:basedOn w:val="1"/>
     <w:next w:val="3"/>
-    <w:link w:val="35"/>
+    <w:link w:val="37"/>
     <w:semiHidden/>
     <w:unhideWhenUsed/>
     <w:qFormat/>
@@ -7680,7 +7825,7 @@
     <w:name w:val="heading 6"/>
     <w:basedOn w:val="1"/>
     <w:next w:val="3"/>
-    <w:link w:val="36"/>
+    <w:link w:val="38"/>
     <w:semiHidden/>
     <w:unhideWhenUsed/>
     <w:qFormat/>
@@ -7702,7 +7847,7 @@
     <w:name w:val="heading 7"/>
     <w:basedOn w:val="1"/>
     <w:next w:val="3"/>
-    <w:link w:val="37"/>
+    <w:link w:val="39"/>
     <w:semiHidden/>
     <w:unhideWhenUsed/>
     <w:qFormat/>
@@ -7722,7 +7867,7 @@
     <w:name w:val="heading 8"/>
     <w:basedOn w:val="1"/>
     <w:next w:val="3"/>
-    <w:link w:val="38"/>
+    <w:link w:val="40"/>
     <w:semiHidden/>
     <w:unhideWhenUsed/>
     <w:qFormat/>
@@ -7744,7 +7889,7 @@
     <w:name w:val="heading 9"/>
     <w:basedOn w:val="1"/>
     <w:next w:val="3"/>
-    <w:link w:val="39"/>
+    <w:link w:val="41"/>
     <w:semiHidden/>
     <w:unhideWhenUsed/>
     <w:qFormat/>
@@ -7760,14 +7905,15 @@
       <w:color w:val="262626" w:themeColor="text1" w:themeTint="D8"/>
     </w:rPr>
   </w:style>
-  <w:style w:type="character" w:default="1" w:styleId="19">
+  <w:style w:type="character" w:default="1" w:styleId="21">
     <w:name w:val="Default Paragraph Font"/>
     <w:semiHidden/>
     <w:unhideWhenUsed/>
     <w:uiPriority w:val="0"/>
   </w:style>
-  <w:style w:type="table" w:default="1" w:styleId="18">
+  <w:style w:type="table" w:default="1" w:styleId="20">
     <w:name w:val="Normal Table"/>
+    <w:qFormat/>
     <w:uiPriority w:val="0"/>
     <w:tblPr>
       <w:tblCellMar>
@@ -7781,7 +7927,7 @@
   <w:style w:type="paragraph" w:styleId="3">
     <w:name w:val="Body Text"/>
     <w:basedOn w:val="1"/>
-    <w:link w:val="21"/>
+    <w:link w:val="23"/>
     <w:qFormat/>
     <w:uiPriority w:val="0"/>
     <w:pPr>
@@ -7791,6 +7937,7 @@
   <w:style w:type="paragraph" w:styleId="12">
     <w:name w:val="caption"/>
     <w:basedOn w:val="1"/>
+    <w:qFormat/>
     <w:uiPriority w:val="0"/>
     <w:pPr>
       <w:spacing w:before="0" w:after="120"/>
@@ -7830,7 +7977,7 @@
     <w:name w:val="Title"/>
     <w:basedOn w:val="1"/>
     <w:next w:val="3"/>
-    <w:link w:val="25"/>
+    <w:link w:val="27"/>
     <w:qFormat/>
     <w:uiPriority w:val="10"/>
     <w:pPr>
@@ -7845,10 +7992,50 @@
     </w:rPr>
   </w:style>
   <w:style w:type="paragraph" w:styleId="16">
+    <w:name w:val="footer"/>
+    <w:basedOn w:val="1"/>
+    <w:uiPriority w:val="0"/>
+    <w:pPr>
+      <w:tabs>
+        <w:tab w:val="center" w:pos="4153"/>
+        <w:tab w:val="right" w:pos="8306"/>
+      </w:tabs>
+      <w:snapToGrid w:val="0"/>
+      <w:jc w:val="left"/>
+    </w:pPr>
+    <w:rPr>
+      <w:sz w:val="18"/>
+    </w:rPr>
+  </w:style>
+  <w:style w:type="paragraph" w:styleId="17">
+    <w:name w:val="header"/>
+    <w:basedOn w:val="1"/>
+    <w:uiPriority w:val="0"/>
+    <w:pPr>
+      <w:pBdr>
+        <w:top w:val="none" w:color="auto" w:sz="0" w:space="1"/>
+        <w:left w:val="none" w:color="auto" w:sz="0" w:space="4"/>
+        <w:bottom w:val="none" w:color="auto" w:sz="0" w:space="1"/>
+        <w:right w:val="none" w:color="auto" w:sz="0" w:space="4"/>
+      </w:pBdr>
+      <w:tabs>
+        <w:tab w:val="center" w:pos="4153"/>
+        <w:tab w:val="right" w:pos="8306"/>
+      </w:tabs>
+      <w:snapToGrid w:val="0"/>
+      <w:spacing w:line="240" w:lineRule="auto"/>
+      <w:jc w:val="both"/>
+      <w:outlineLvl w:val="9"/>
+    </w:pPr>
+    <w:rPr>
+      <w:sz w:val="18"/>
+    </w:rPr>
+  </w:style>
+  <w:style w:type="paragraph" w:styleId="18">
     <w:name w:val="Subtitle"/>
     <w:basedOn w:val="15"/>
     <w:next w:val="3"/>
-    <w:link w:val="26"/>
+    <w:link w:val="28"/>
     <w:qFormat/>
     <w:uiPriority w:val="11"/>
     <w:rPr>
@@ -7858,45 +8045,45 @@
       <w:szCs w:val="28"/>
     </w:rPr>
   </w:style>
-  <w:style w:type="paragraph" w:styleId="17">
+  <w:style w:type="paragraph" w:styleId="19">
     <w:name w:val="footnote text"/>
     <w:basedOn w:val="1"/>
     <w:unhideWhenUsed/>
     <w:qFormat/>
     <w:uiPriority w:val="9"/>
   </w:style>
-  <w:style w:type="character" w:styleId="20">
+  <w:style w:type="character" w:styleId="22">
     <w:name w:val="Hyperlink"/>
-    <w:basedOn w:val="21"/>
+    <w:basedOn w:val="23"/>
     <w:qFormat/>
     <w:uiPriority w:val="0"/>
     <w:rPr>
       <w:color w:val="156082" w:themeColor="accent1"/>
     </w:rPr>
   </w:style>
-  <w:style w:type="character" w:customStyle="1" w:styleId="21">
+  <w:style w:type="character" w:customStyle="1" w:styleId="23">
     <w:name w:val="Body Text Char"/>
-    <w:basedOn w:val="19"/>
+    <w:basedOn w:val="21"/>
     <w:link w:val="3"/>
     <w:qFormat/>
     <w:uiPriority w:val="0"/>
   </w:style>
-  <w:style w:type="character" w:styleId="22">
+  <w:style w:type="character" w:styleId="24">
     <w:name w:val="footnote reference"/>
-    <w:basedOn w:val="21"/>
+    <w:basedOn w:val="23"/>
     <w:uiPriority w:val="0"/>
     <w:rPr>
       <w:vertAlign w:val="superscript"/>
     </w:rPr>
   </w:style>
-  <w:style w:type="paragraph" w:customStyle="1" w:styleId="23">
+  <w:style w:type="paragraph" w:customStyle="1" w:styleId="25">
     <w:name w:val="First Paragraph"/>
     <w:basedOn w:val="3"/>
     <w:next w:val="3"/>
     <w:qFormat/>
     <w:uiPriority w:val="0"/>
   </w:style>
-  <w:style w:type="paragraph" w:customStyle="1" w:styleId="24">
+  <w:style w:type="paragraph" w:customStyle="1" w:styleId="26">
     <w:name w:val="Compact"/>
     <w:basedOn w:val="3"/>
     <w:qFormat/>
@@ -7905,9 +8092,9 @@
       <w:spacing w:before="36" w:after="36"/>
     </w:pPr>
   </w:style>
-  <w:style w:type="character" w:customStyle="1" w:styleId="25">
+  <w:style w:type="character" w:customStyle="1" w:styleId="27">
     <w:name w:val="Title Char"/>
-    <w:basedOn w:val="19"/>
+    <w:basedOn w:val="21"/>
     <w:link w:val="15"/>
     <w:qFormat/>
     <w:uiPriority w:val="10"/>
@@ -7917,10 +8104,10 @@
       <w:szCs w:val="56"/>
     </w:rPr>
   </w:style>
-  <w:style w:type="character" w:customStyle="1" w:styleId="26">
+  <w:style w:type="character" w:customStyle="1" w:styleId="28">
     <w:name w:val="Subtitle Char"/>
-    <w:basedOn w:val="19"/>
-    <w:link w:val="16"/>
+    <w:basedOn w:val="21"/>
+    <w:link w:val="18"/>
     <w:qFormat/>
     <w:uiPriority w:val="11"/>
     <w:rPr>
@@ -7931,7 +8118,7 @@
       <w:szCs w:val="28"/>
     </w:rPr>
   </w:style>
-  <w:style w:type="paragraph" w:customStyle="1" w:styleId="27">
+  <w:style w:type="paragraph" w:customStyle="1" w:styleId="29">
     <w:name w:val="Author"/>
     <w:basedOn w:val="15"/>
     <w:next w:val="3"/>
@@ -7946,10 +8133,10 @@
       <w:szCs w:val="24"/>
     </w:rPr>
   </w:style>
-  <w:style w:type="paragraph" w:customStyle="1" w:styleId="28">
+  <w:style w:type="paragraph" w:customStyle="1" w:styleId="30">
     <w:name w:val="Abstract Title"/>
     <w:basedOn w:val="1"/>
-    <w:next w:val="29"/>
+    <w:next w:val="31"/>
     <w:qFormat/>
     <w:uiPriority w:val="0"/>
     <w:pPr>
@@ -7964,7 +8151,7 @@
       <w:szCs w:val="20"/>
     </w:rPr>
   </w:style>
-  <w:style w:type="paragraph" w:customStyle="1" w:styleId="29">
+  <w:style w:type="paragraph" w:customStyle="1" w:styleId="31">
     <w:name w:val="Abstract"/>
     <w:basedOn w:val="1"/>
     <w:next w:val="3"/>
@@ -7980,15 +8167,15 @@
       <w:szCs w:val="20"/>
     </w:rPr>
   </w:style>
-  <w:style w:type="paragraph" w:customStyle="1" w:styleId="30">
+  <w:style w:type="paragraph" w:customStyle="1" w:styleId="32">
     <w:name w:val="Bibliography"/>
     <w:basedOn w:val="1"/>
     <w:qFormat/>
     <w:uiPriority w:val="0"/>
   </w:style>
-  <w:style w:type="character" w:customStyle="1" w:styleId="31">
+  <w:style w:type="character" w:customStyle="1" w:styleId="33">
     <w:name w:val="Heading 1 Char"/>
-    <w:basedOn w:val="19"/>
+    <w:basedOn w:val="21"/>
     <w:link w:val="2"/>
     <w:qFormat/>
     <w:uiPriority w:val="9"/>
@@ -7999,9 +8186,9 @@
       <w:szCs w:val="40"/>
     </w:rPr>
   </w:style>
-  <w:style w:type="character" w:customStyle="1" w:styleId="32">
+  <w:style w:type="character" w:customStyle="1" w:styleId="34">
     <w:name w:val="Heading 2 Char"/>
-    <w:basedOn w:val="19"/>
+    <w:basedOn w:val="21"/>
     <w:link w:val="4"/>
     <w:semiHidden/>
     <w:qFormat/>
@@ -8013,9 +8200,9 @@
       <w:szCs w:val="32"/>
     </w:rPr>
   </w:style>
-  <w:style w:type="character" w:customStyle="1" w:styleId="33">
+  <w:style w:type="character" w:customStyle="1" w:styleId="35">
     <w:name w:val="Heading 3 Char"/>
-    <w:basedOn w:val="19"/>
+    <w:basedOn w:val="21"/>
     <w:link w:val="5"/>
     <w:semiHidden/>
     <w:qFormat/>
@@ -8027,9 +8214,9 @@
       <w:szCs w:val="28"/>
     </w:rPr>
   </w:style>
-  <w:style w:type="character" w:customStyle="1" w:styleId="34">
+  <w:style w:type="character" w:customStyle="1" w:styleId="36">
     <w:name w:val="Heading 4 Char"/>
-    <w:basedOn w:val="19"/>
+    <w:basedOn w:val="21"/>
     <w:link w:val="6"/>
     <w:semiHidden/>
     <w:qFormat/>
@@ -8041,9 +8228,9 @@
       <w:color w:val="0F4761" w:themeColor="accent1" w:themeShade="BF"/>
     </w:rPr>
   </w:style>
-  <w:style w:type="character" w:customStyle="1" w:styleId="35">
+  <w:style w:type="character" w:customStyle="1" w:styleId="37">
     <w:name w:val="Heading 5 Char"/>
-    <w:basedOn w:val="19"/>
+    <w:basedOn w:val="21"/>
     <w:link w:val="7"/>
     <w:semiHidden/>
     <w:qFormat/>
@@ -8053,9 +8240,9 @@
       <w:color w:val="0F4761" w:themeColor="accent1" w:themeShade="BF"/>
     </w:rPr>
   </w:style>
-  <w:style w:type="character" w:customStyle="1" w:styleId="36">
+  <w:style w:type="character" w:customStyle="1" w:styleId="38">
     <w:name w:val="Heading 6 Char"/>
-    <w:basedOn w:val="19"/>
+    <w:basedOn w:val="21"/>
     <w:link w:val="8"/>
     <w:semiHidden/>
     <w:qFormat/>
@@ -8067,9 +8254,9 @@
       <w:color w:val="585858" w:themeColor="text1" w:themeTint="A6"/>
     </w:rPr>
   </w:style>
-  <w:style w:type="character" w:customStyle="1" w:styleId="37">
+  <w:style w:type="character" w:customStyle="1" w:styleId="39">
     <w:name w:val="Heading 7 Char"/>
-    <w:basedOn w:val="19"/>
+    <w:basedOn w:val="21"/>
     <w:link w:val="9"/>
     <w:semiHidden/>
     <w:uiPriority w:val="9"/>
@@ -8078,9 +8265,9 @@
       <w:color w:val="585858" w:themeColor="text1" w:themeTint="A6"/>
     </w:rPr>
   </w:style>
-  <w:style w:type="character" w:customStyle="1" w:styleId="38">
+  <w:style w:type="character" w:customStyle="1" w:styleId="40">
     <w:name w:val="Heading 8 Char"/>
-    <w:basedOn w:val="19"/>
+    <w:basedOn w:val="21"/>
     <w:link w:val="10"/>
     <w:semiHidden/>
     <w:qFormat/>
@@ -8092,9 +8279,9 @@
       <w:color w:val="262626" w:themeColor="text1" w:themeTint="D8"/>
     </w:rPr>
   </w:style>
-  <w:style w:type="character" w:customStyle="1" w:styleId="39">
+  <w:style w:type="character" w:customStyle="1" w:styleId="41">
     <w:name w:val="Heading 9 Char"/>
-    <w:basedOn w:val="19"/>
+    <w:basedOn w:val="21"/>
     <w:link w:val="11"/>
     <w:semiHidden/>
     <w:qFormat/>
@@ -8104,10 +8291,10 @@
       <w:color w:val="262626" w:themeColor="text1" w:themeTint="D8"/>
     </w:rPr>
   </w:style>
-  <w:style w:type="paragraph" w:customStyle="1" w:styleId="40">
+  <w:style w:type="paragraph" w:customStyle="1" w:styleId="42">
     <w:name w:val="Footnote Block Text"/>
-    <w:basedOn w:val="17"/>
-    <w:next w:val="17"/>
+    <w:basedOn w:val="19"/>
+    <w:next w:val="19"/>
     <w:unhideWhenUsed/>
     <w:qFormat/>
     <w:uiPriority w:val="9"/>
@@ -8116,7 +8303,7 @@
       <w:ind w:left="480" w:right="480" w:firstLine="0"/>
     </w:pPr>
   </w:style>
-  <w:style w:type="table" w:customStyle="1" w:styleId="41">
+  <w:style w:type="table" w:customStyle="1" w:styleId="43">
     <w:name w:val="Table"/>
     <w:semiHidden/>
     <w:unhideWhenUsed/>
@@ -8139,10 +8326,10 @@
       </w:tcPr>
     </w:tblStylePr>
   </w:style>
-  <w:style w:type="paragraph" w:customStyle="1" w:styleId="42">
+  <w:style w:type="paragraph" w:customStyle="1" w:styleId="44">
     <w:name w:val="Definition Term"/>
     <w:basedOn w:val="1"/>
-    <w:next w:val="43"/>
+    <w:next w:val="45"/>
     <w:qFormat/>
     <w:uiPriority w:val="0"/>
     <w:pPr>
@@ -8154,12 +8341,12 @@
       <w:b/>
     </w:rPr>
   </w:style>
-  <w:style w:type="paragraph" w:customStyle="1" w:styleId="43">
+  <w:style w:type="paragraph" w:customStyle="1" w:styleId="45">
     <w:name w:val="Definition"/>
     <w:basedOn w:val="1"/>
     <w:uiPriority w:val="0"/>
   </w:style>
-  <w:style w:type="paragraph" w:customStyle="1" w:styleId="44">
+  <w:style w:type="paragraph" w:customStyle="1" w:styleId="46">
     <w:name w:val="Table Caption"/>
     <w:basedOn w:val="12"/>
     <w:qFormat/>
@@ -8168,30 +8355,30 @@
       <w:keepNext/>
     </w:pPr>
   </w:style>
-  <w:style w:type="paragraph" w:customStyle="1" w:styleId="45">
+  <w:style w:type="paragraph" w:customStyle="1" w:styleId="47">
     <w:name w:val="Image Caption"/>
     <w:basedOn w:val="12"/>
     <w:qFormat/>
     <w:uiPriority w:val="0"/>
   </w:style>
-  <w:style w:type="paragraph" w:customStyle="1" w:styleId="46">
+  <w:style w:type="paragraph" w:customStyle="1" w:styleId="48">
     <w:name w:val="Figure"/>
     <w:basedOn w:val="1"/>
     <w:uiPriority w:val="0"/>
   </w:style>
-  <w:style w:type="paragraph" w:customStyle="1" w:styleId="47">
+  <w:style w:type="paragraph" w:customStyle="1" w:styleId="49">
     <w:name w:val="Captioned Figure"/>
-    <w:basedOn w:val="46"/>
+    <w:basedOn w:val="48"/>
     <w:qFormat/>
     <w:uiPriority w:val="0"/>
     <w:pPr>
       <w:keepNext/>
     </w:pPr>
   </w:style>
-  <w:style w:type="character" w:customStyle="1" w:styleId="48">
+  <w:style w:type="character" w:customStyle="1" w:styleId="50">
     <w:name w:val="Verbatim Char"/>
-    <w:basedOn w:val="21"/>
-    <w:link w:val="49"/>
+    <w:basedOn w:val="23"/>
+    <w:link w:val="51"/>
     <w:qFormat/>
     <w:uiPriority w:val="0"/>
     <w:rPr>
@@ -8199,22 +8386,22 @@
       <w:sz w:val="22"/>
     </w:rPr>
   </w:style>
-  <w:style w:type="paragraph" w:customStyle="1" w:styleId="49">
+  <w:style w:type="paragraph" w:customStyle="1" w:styleId="51">
     <w:name w:val="Source Code"/>
     <w:basedOn w:val="1"/>
-    <w:link w:val="48"/>
+    <w:link w:val="50"/>
     <w:uiPriority w:val="0"/>
     <w:pPr>
       <w:wordWrap w:val="0"/>
     </w:pPr>
   </w:style>
-  <w:style w:type="character" w:customStyle="1" w:styleId="50">
+  <w:style w:type="character" w:customStyle="1" w:styleId="52">
     <w:name w:val="Section Number"/>
-    <w:basedOn w:val="21"/>
+    <w:basedOn w:val="23"/>
     <w:qFormat/>
     <w:uiPriority w:val="0"/>
   </w:style>
-  <w:style w:type="paragraph" w:customStyle="1" w:styleId="51">
+  <w:style w:type="paragraph" w:customStyle="1" w:styleId="53">
     <w:name w:val="TOC Heading"/>
     <w:basedOn w:val="2"/>
     <w:next w:val="3"/>
@@ -8230,9 +8417,9 @@
       <w:color w:val="0F4761" w:themeColor="accent1" w:themeShade="BF"/>
     </w:rPr>
   </w:style>
-  <w:style w:type="character" w:customStyle="1" w:styleId="52">
+  <w:style w:type="character" w:customStyle="1" w:styleId="54">
     <w:name w:val="KeywordTok"/>
-    <w:basedOn w:val="48"/>
+    <w:basedOn w:val="50"/>
     <w:qFormat/>
     <w:uiPriority w:val="0"/>
     <w:rPr>
@@ -8240,35 +8427,18 @@
       <w:color w:val="007020"/>
     </w:rPr>
   </w:style>
-  <w:style w:type="character" w:customStyle="1" w:styleId="53">
+  <w:style w:type="character" w:customStyle="1" w:styleId="55">
     <w:name w:val="DataTypeTok"/>
-    <w:basedOn w:val="48"/>
+    <w:basedOn w:val="50"/>
     <w:qFormat/>
     <w:uiPriority w:val="0"/>
     <w:rPr>
       <w:color w:val="902000"/>
     </w:rPr>
   </w:style>
-  <w:style w:type="character" w:customStyle="1" w:styleId="54">
+  <w:style w:type="character" w:customStyle="1" w:styleId="56">
     <w:name w:val="DecValTok"/>
-    <w:basedOn w:val="48"/>
-    <w:uiPriority w:val="0"/>
-    <w:rPr>
-      <w:color w:val="40A070"/>
-    </w:rPr>
-  </w:style>
-  <w:style w:type="character" w:customStyle="1" w:styleId="55">
-    <w:name w:val="BaseNTok"/>
-    <w:basedOn w:val="48"/>
-    <w:qFormat/>
-    <w:uiPriority w:val="0"/>
-    <w:rPr>
-      <w:color w:val="40A070"/>
-    </w:rPr>
-  </w:style>
-  <w:style w:type="character" w:customStyle="1" w:styleId="56">
-    <w:name w:val="FloatTok"/>
-    <w:basedOn w:val="48"/>
+    <w:basedOn w:val="50"/>
     <w:qFormat/>
     <w:uiPriority w:val="0"/>
     <w:rPr>
@@ -8276,42 +8446,43 @@
     </w:rPr>
   </w:style>
   <w:style w:type="character" w:customStyle="1" w:styleId="57">
+    <w:name w:val="BaseNTok"/>
+    <w:basedOn w:val="50"/>
+    <w:qFormat/>
+    <w:uiPriority w:val="0"/>
+    <w:rPr>
+      <w:color w:val="40A070"/>
+    </w:rPr>
+  </w:style>
+  <w:style w:type="character" w:customStyle="1" w:styleId="58">
+    <w:name w:val="FloatTok"/>
+    <w:basedOn w:val="50"/>
+    <w:qFormat/>
+    <w:uiPriority w:val="0"/>
+    <w:rPr>
+      <w:color w:val="40A070"/>
+    </w:rPr>
+  </w:style>
+  <w:style w:type="character" w:customStyle="1" w:styleId="59">
     <w:name w:val="ConstantTok"/>
-    <w:basedOn w:val="48"/>
+    <w:basedOn w:val="50"/>
     <w:qFormat/>
     <w:uiPriority w:val="0"/>
     <w:rPr>
       <w:color w:val="880000"/>
     </w:rPr>
   </w:style>
-  <w:style w:type="character" w:customStyle="1" w:styleId="58">
+  <w:style w:type="character" w:customStyle="1" w:styleId="60">
     <w:name w:val="CharTok"/>
-    <w:basedOn w:val="48"/>
-    <w:uiPriority w:val="0"/>
-    <w:rPr>
-      <w:color w:val="4070A0"/>
-    </w:rPr>
-  </w:style>
-  <w:style w:type="character" w:customStyle="1" w:styleId="59">
-    <w:name w:val="SpecialCharTok"/>
-    <w:basedOn w:val="48"/>
-    <w:qFormat/>
-    <w:uiPriority w:val="0"/>
-    <w:rPr>
-      <w:color w:val="4070A0"/>
-    </w:rPr>
-  </w:style>
-  <w:style w:type="character" w:customStyle="1" w:styleId="60">
-    <w:name w:val="StringTok"/>
-    <w:basedOn w:val="48"/>
+    <w:basedOn w:val="50"/>
     <w:uiPriority w:val="0"/>
     <w:rPr>
       <w:color w:val="4070A0"/>
     </w:rPr>
   </w:style>
   <w:style w:type="character" w:customStyle="1" w:styleId="61">
-    <w:name w:val="VerbatimStringTok"/>
-    <w:basedOn w:val="48"/>
+    <w:name w:val="SpecialCharTok"/>
+    <w:basedOn w:val="50"/>
     <w:qFormat/>
     <w:uiPriority w:val="0"/>
     <w:rPr>
@@ -8319,16 +8490,34 @@
     </w:rPr>
   </w:style>
   <w:style w:type="character" w:customStyle="1" w:styleId="62">
+    <w:name w:val="StringTok"/>
+    <w:basedOn w:val="50"/>
+    <w:qFormat/>
+    <w:uiPriority w:val="0"/>
+    <w:rPr>
+      <w:color w:val="4070A0"/>
+    </w:rPr>
+  </w:style>
+  <w:style w:type="character" w:customStyle="1" w:styleId="63">
+    <w:name w:val="VerbatimStringTok"/>
+    <w:basedOn w:val="50"/>
+    <w:qFormat/>
+    <w:uiPriority w:val="0"/>
+    <w:rPr>
+      <w:color w:val="4070A0"/>
+    </w:rPr>
+  </w:style>
+  <w:style w:type="character" w:customStyle="1" w:styleId="64">
     <w:name w:val="SpecialStringTok"/>
-    <w:basedOn w:val="48"/>
+    <w:basedOn w:val="50"/>
     <w:uiPriority w:val="0"/>
     <w:rPr>
       <w:color w:val="BB6688"/>
     </w:rPr>
   </w:style>
-  <w:style w:type="character" w:customStyle="1" w:styleId="63">
+  <w:style w:type="character" w:customStyle="1" w:styleId="65">
     <w:name w:val="ImportTok"/>
-    <w:basedOn w:val="48"/>
+    <w:basedOn w:val="50"/>
     <w:qFormat/>
     <w:uiPriority w:val="0"/>
     <w:rPr>
@@ -8336,27 +8525,28 @@
       <w:color w:val="008000"/>
     </w:rPr>
   </w:style>
-  <w:style w:type="character" w:customStyle="1" w:styleId="64">
+  <w:style w:type="character" w:customStyle="1" w:styleId="66">
     <w:name w:val="CommentTok"/>
-    <w:basedOn w:val="48"/>
+    <w:basedOn w:val="50"/>
     <w:uiPriority w:val="0"/>
     <w:rPr>
       <w:i/>
       <w:color w:val="60A0B0"/>
     </w:rPr>
   </w:style>
-  <w:style w:type="character" w:customStyle="1" w:styleId="65">
+  <w:style w:type="character" w:customStyle="1" w:styleId="67">
     <w:name w:val="DocumentationTok"/>
-    <w:basedOn w:val="48"/>
+    <w:basedOn w:val="50"/>
+    <w:qFormat/>
     <w:uiPriority w:val="0"/>
     <w:rPr>
       <w:i/>
       <w:color w:val="BA2121"/>
     </w:rPr>
   </w:style>
-  <w:style w:type="character" w:customStyle="1" w:styleId="66">
+  <w:style w:type="character" w:customStyle="1" w:styleId="68">
     <w:name w:val="AnnotationTok"/>
-    <w:basedOn w:val="48"/>
+    <w:basedOn w:val="50"/>
     <w:qFormat/>
     <w:uiPriority w:val="0"/>
     <w:rPr>
@@ -8365,100 +8555,9 @@
       <w:color w:val="60A0B0"/>
     </w:rPr>
   </w:style>
-  <w:style w:type="character" w:customStyle="1" w:styleId="67">
+  <w:style w:type="character" w:customStyle="1" w:styleId="69">
     <w:name w:val="CommentVarTok"/>
-    <w:basedOn w:val="48"/>
-    <w:uiPriority w:val="0"/>
-    <w:rPr>
-      <w:b/>
-      <w:i/>
-      <w:color w:val="60A0B0"/>
-    </w:rPr>
-  </w:style>
-  <w:style w:type="character" w:customStyle="1" w:styleId="68">
-    <w:name w:val="OtherTok"/>
-    <w:basedOn w:val="48"/>
-    <w:uiPriority w:val="0"/>
-    <w:rPr>
-      <w:color w:val="007020"/>
-    </w:rPr>
-  </w:style>
-  <w:style w:type="character" w:customStyle="1" w:styleId="69">
-    <w:name w:val="FunctionTok"/>
-    <w:basedOn w:val="48"/>
-    <w:qFormat/>
-    <w:uiPriority w:val="0"/>
-    <w:rPr>
-      <w:color w:val="06287E"/>
-    </w:rPr>
-  </w:style>
-  <w:style w:type="character" w:customStyle="1" w:styleId="70">
-    <w:name w:val="VariableTok"/>
-    <w:basedOn w:val="48"/>
-    <w:qFormat/>
-    <w:uiPriority w:val="0"/>
-    <w:rPr>
-      <w:color w:val="19177C"/>
-    </w:rPr>
-  </w:style>
-  <w:style w:type="character" w:customStyle="1" w:styleId="71">
-    <w:name w:val="ControlFlowTok"/>
-    <w:basedOn w:val="48"/>
-    <w:uiPriority w:val="0"/>
-    <w:rPr>
-      <w:b/>
-      <w:color w:val="007020"/>
-    </w:rPr>
-  </w:style>
-  <w:style w:type="character" w:customStyle="1" w:styleId="72">
-    <w:name w:val="OperatorTok"/>
-    <w:basedOn w:val="48"/>
-    <w:qFormat/>
-    <w:uiPriority w:val="0"/>
-    <w:rPr>
-      <w:color w:val="666666"/>
-    </w:rPr>
-  </w:style>
-  <w:style w:type="character" w:customStyle="1" w:styleId="73">
-    <w:name w:val="BuiltInTok"/>
-    <w:basedOn w:val="48"/>
-    <w:qFormat/>
-    <w:uiPriority w:val="0"/>
-    <w:rPr>
-      <w:color w:val="008000"/>
-    </w:rPr>
-  </w:style>
-  <w:style w:type="character" w:customStyle="1" w:styleId="74">
-    <w:name w:val="ExtensionTok"/>
-    <w:basedOn w:val="48"/>
-    <w:uiPriority w:val="0"/>
-  </w:style>
-  <w:style w:type="character" w:customStyle="1" w:styleId="75">
-    <w:name w:val="PreprocessorTok"/>
-    <w:basedOn w:val="48"/>
-    <w:uiPriority w:val="0"/>
-    <w:rPr>
-      <w:color w:val="BC7A00"/>
-    </w:rPr>
-  </w:style>
-  <w:style w:type="character" w:customStyle="1" w:styleId="76">
-    <w:name w:val="AttributeTok"/>
-    <w:basedOn w:val="48"/>
-    <w:qFormat/>
-    <w:uiPriority w:val="0"/>
-    <w:rPr>
-      <w:color w:val="7D9029"/>
-    </w:rPr>
-  </w:style>
-  <w:style w:type="character" w:customStyle="1" w:styleId="77">
-    <w:name w:val="RegionMarkerTok"/>
-    <w:basedOn w:val="48"/>
-    <w:qFormat/>
-    <w:uiPriority w:val="0"/>
-  </w:style>
-  <w:style w:type="character" w:customStyle="1" w:styleId="78">
-    <w:name w:val="InformationTok"/>
-    <w:basedOn w:val="48"/>
+    <w:basedOn w:val="50"/>
     <w:qFormat/>
     <w:uiPriority w:val="0"/>
     <w:rPr>
@@ -8467,9 +8566,94 @@
       <w:color w:val="60A0B0"/>
     </w:rPr>
   </w:style>
+  <w:style w:type="character" w:customStyle="1" w:styleId="70">
+    <w:name w:val="OtherTok"/>
+    <w:basedOn w:val="50"/>
+    <w:qFormat/>
+    <w:uiPriority w:val="0"/>
+    <w:rPr>
+      <w:color w:val="007020"/>
+    </w:rPr>
+  </w:style>
+  <w:style w:type="character" w:customStyle="1" w:styleId="71">
+    <w:name w:val="FunctionTok"/>
+    <w:basedOn w:val="50"/>
+    <w:qFormat/>
+    <w:uiPriority w:val="0"/>
+    <w:rPr>
+      <w:color w:val="06287E"/>
+    </w:rPr>
+  </w:style>
+  <w:style w:type="character" w:customStyle="1" w:styleId="72">
+    <w:name w:val="VariableTok"/>
+    <w:basedOn w:val="50"/>
+    <w:qFormat/>
+    <w:uiPriority w:val="0"/>
+    <w:rPr>
+      <w:color w:val="19177C"/>
+    </w:rPr>
+  </w:style>
+  <w:style w:type="character" w:customStyle="1" w:styleId="73">
+    <w:name w:val="ControlFlowTok"/>
+    <w:basedOn w:val="50"/>
+    <w:qFormat/>
+    <w:uiPriority w:val="0"/>
+    <w:rPr>
+      <w:b/>
+      <w:color w:val="007020"/>
+    </w:rPr>
+  </w:style>
+  <w:style w:type="character" w:customStyle="1" w:styleId="74">
+    <w:name w:val="OperatorTok"/>
+    <w:basedOn w:val="50"/>
+    <w:qFormat/>
+    <w:uiPriority w:val="0"/>
+    <w:rPr>
+      <w:color w:val="666666"/>
+    </w:rPr>
+  </w:style>
+  <w:style w:type="character" w:customStyle="1" w:styleId="75">
+    <w:name w:val="BuiltInTok"/>
+    <w:basedOn w:val="50"/>
+    <w:qFormat/>
+    <w:uiPriority w:val="0"/>
+    <w:rPr>
+      <w:color w:val="008000"/>
+    </w:rPr>
+  </w:style>
+  <w:style w:type="character" w:customStyle="1" w:styleId="76">
+    <w:name w:val="ExtensionTok"/>
+    <w:basedOn w:val="50"/>
+    <w:qFormat/>
+    <w:uiPriority w:val="0"/>
+  </w:style>
+  <w:style w:type="character" w:customStyle="1" w:styleId="77">
+    <w:name w:val="PreprocessorTok"/>
+    <w:basedOn w:val="50"/>
+    <w:qFormat/>
+    <w:uiPriority w:val="0"/>
+    <w:rPr>
+      <w:color w:val="BC7A00"/>
+    </w:rPr>
+  </w:style>
+  <w:style w:type="character" w:customStyle="1" w:styleId="78">
+    <w:name w:val="AttributeTok"/>
+    <w:basedOn w:val="50"/>
+    <w:qFormat/>
+    <w:uiPriority w:val="0"/>
+    <w:rPr>
+      <w:color w:val="7D9029"/>
+    </w:rPr>
+  </w:style>
   <w:style w:type="character" w:customStyle="1" w:styleId="79">
-    <w:name w:val="WarningTok"/>
-    <w:basedOn w:val="48"/>
+    <w:name w:val="RegionMarkerTok"/>
+    <w:basedOn w:val="50"/>
+    <w:qFormat/>
+    <w:uiPriority w:val="0"/>
+  </w:style>
+  <w:style w:type="character" w:customStyle="1" w:styleId="80">
+    <w:name w:val="InformationTok"/>
+    <w:basedOn w:val="50"/>
     <w:qFormat/>
     <w:uiPriority w:val="0"/>
     <w:rPr>
@@ -8478,9 +8662,20 @@
       <w:color w:val="60A0B0"/>
     </w:rPr>
   </w:style>
-  <w:style w:type="character" w:customStyle="1" w:styleId="80">
+  <w:style w:type="character" w:customStyle="1" w:styleId="81">
+    <w:name w:val="WarningTok"/>
+    <w:basedOn w:val="50"/>
+    <w:qFormat/>
+    <w:uiPriority w:val="0"/>
+    <w:rPr>
+      <w:b/>
+      <w:i/>
+      <w:color w:val="60A0B0"/>
+    </w:rPr>
+  </w:style>
+  <w:style w:type="character" w:customStyle="1" w:styleId="82">
     <w:name w:val="AlertTok"/>
-    <w:basedOn w:val="48"/>
+    <w:basedOn w:val="50"/>
     <w:qFormat/>
     <w:uiPriority w:val="0"/>
     <w:rPr>
@@ -8488,9 +8683,9 @@
       <w:color w:val="FF0000"/>
     </w:rPr>
   </w:style>
-  <w:style w:type="character" w:customStyle="1" w:styleId="81">
+  <w:style w:type="character" w:customStyle="1" w:styleId="83">
     <w:name w:val="ErrorTok"/>
-    <w:basedOn w:val="48"/>
+    <w:basedOn w:val="50"/>
     <w:qFormat/>
     <w:uiPriority w:val="0"/>
     <w:rPr>
@@ -8498,9 +8693,9 @@
       <w:color w:val="FF0000"/>
     </w:rPr>
   </w:style>
-  <w:style w:type="character" w:customStyle="1" w:styleId="82">
+  <w:style w:type="character" w:customStyle="1" w:styleId="84">
     <w:name w:val="NormalTok"/>
-    <w:basedOn w:val="48"/>
+    <w:basedOn w:val="50"/>
     <w:qFormat/>
     <w:uiPriority w:val="0"/>
   </w:style>
@@ -8760,4 +8955,21 @@
   </a:themeElements>
   <a:objectDefaults/>
 </a:theme>
+</file>
+
+<file path=customXml/item1.xml><?xml version="1.0" encoding="utf-8"?>
+<s:customData xmlns="http://www.wps.cn/officeDocument/2013/wpsCustomData" xmlns:s="http://www.wps.cn/officeDocument/2013/wpsCustomData">
+  <customSectProps/>
+  <customShpExts>
+    <customShpInfo spid="_x0000_s2049" textRotate="1"/>
+  </customShpExts>
+</s:customData>
+</file>
+
+<file path=customXml/itemProps1.xml><?xml version="1.0" encoding="utf-8"?>
+<ds:datastoreItem xmlns:ds="http://schemas.openxmlformats.org/officeDocument/2006/customXml" ds:itemID="{B1977F7D-205B-4081-913C-38D41E755F92}">
+  <ds:schemaRefs>
+    <ds:schemaRef ds:uri="http://www.wps.cn/officeDocument/2013/wpsCustomData"/>
+  </ds:schemaRefs>
+</ds:datastoreItem>
 </file>